--- a/One-page-resume/Final_sangam_latest_Resume_04.docx
+++ b/One-page-resume/Final_sangam_latest_Resume_04.docx
@@ -28,6 +28,14 @@
       </w:r>
       <w:r>
         <w:rPr>
+          <w:b/>
+          <w:sz w:val="32"/>
+          <w:lang w:val="de-DE"/>
+        </w:rPr>
+        <w:t xml:space="preserve">                        </w:t>
+      </w:r>
+      <w:r>
+        <w:rPr>
           <w:bCs/>
           <w:szCs w:val="20"/>
           <w:lang w:val="de-DE"/>
@@ -41,34 +49,6 @@
           <w:lang w:val="de-DE"/>
         </w:rPr>
         <w:t xml:space="preserve">, </w:t>
-      </w:r>
-      <w:r>
-        <w:rPr>
-          <w:b/>
-          <w:szCs w:val="20"/>
-          <w:lang w:val="de-DE"/>
-        </w:rPr>
-        <w:t>P</w:t>
-      </w:r>
-      <w:r>
-        <w:rPr>
-          <w:b/>
-          <w:szCs w:val="20"/>
-          <w:lang w:val="de-DE"/>
-        </w:rPr>
-        <w:t>h.</w:t>
-      </w:r>
-      <w:r>
-        <w:rPr>
-          <w:lang w:val="de-DE"/>
-        </w:rPr>
-        <w:t xml:space="preserve"> (</w:t>
-      </w:r>
-      <w:r>
-        <w:rPr>
-          <w:lang w:val="de-DE"/>
-        </w:rPr>
-        <w:t xml:space="preserve">+91) 8830233538 </w:t>
       </w:r>
       <w:r>
         <w:rPr>
@@ -125,7 +105,6 @@
           <w:bCs/>
           <w:color w:val="000000" w:themeColor="text1"/>
           <w:sz w:val="22"/>
-          <w:lang w:val="de-DE"/>
         </w:rPr>
         <w:t xml:space="preserve">4+ YOE | </w:t>
       </w:r>
@@ -135,7 +114,6 @@
           <w:bCs/>
           <w:color w:val="000000" w:themeColor="text1"/>
           <w:sz w:val="22"/>
-          <w:lang w:val="de-DE"/>
         </w:rPr>
         <w:t>Full</w:t>
       </w:r>
@@ -145,7 +123,6 @@
           <w:bCs/>
           <w:color w:val="000000" w:themeColor="text1"/>
           <w:sz w:val="22"/>
-          <w:lang w:val="de-DE"/>
         </w:rPr>
         <w:t>-</w:t>
       </w:r>
@@ -155,7 +132,6 @@
           <w:bCs/>
           <w:color w:val="000000" w:themeColor="text1"/>
           <w:sz w:val="22"/>
-          <w:lang w:val="de-DE"/>
         </w:rPr>
         <w:t>Stack</w:t>
       </w:r>
@@ -165,7 +141,6 @@
           <w:bCs/>
           <w:color w:val="000000" w:themeColor="text1"/>
           <w:sz w:val="22"/>
-          <w:lang w:val="de-DE"/>
         </w:rPr>
         <w:t xml:space="preserve"> </w:t>
       </w:r>
@@ -175,7 +150,6 @@
           <w:bCs/>
           <w:color w:val="000000" w:themeColor="text1"/>
           <w:sz w:val="22"/>
-          <w:lang w:val="de-DE"/>
         </w:rPr>
         <w:t>Engin</w:t>
       </w:r>
@@ -185,7 +159,6 @@
           <w:bCs/>
           <w:color w:val="000000" w:themeColor="text1"/>
           <w:sz w:val="22"/>
-          <w:lang w:val="de-DE"/>
         </w:rPr>
         <w:t>e</w:t>
       </w:r>
@@ -195,7 +168,6 @@
           <w:bCs/>
           <w:color w:val="000000" w:themeColor="text1"/>
           <w:sz w:val="22"/>
-          <w:lang w:val="de-DE"/>
         </w:rPr>
         <w:t xml:space="preserve">er </w:t>
       </w:r>
@@ -205,17 +177,16 @@
           <w:bCs/>
           <w:color w:val="000000" w:themeColor="text1"/>
           <w:sz w:val="22"/>
-          <w:lang w:val="de-DE"/>
         </w:rPr>
         <w:t>(</w:t>
       </w:r>
+      <w:proofErr w:type="spellStart"/>
       <w:r>
         <w:rPr>
           <w:b/>
           <w:bCs/>
           <w:color w:val="000000" w:themeColor="text1"/>
           <w:sz w:val="22"/>
-          <w:lang w:val="de-DE"/>
         </w:rPr>
         <w:t>Java</w:t>
       </w:r>
@@ -225,27 +196,26 @@
           <w:bCs/>
           <w:color w:val="000000" w:themeColor="text1"/>
           <w:sz w:val="22"/>
-          <w:lang w:val="de-DE"/>
         </w:rPr>
         <w:t>+React</w:t>
       </w:r>
+      <w:proofErr w:type="spellEnd"/>
       <w:r>
         <w:rPr>
           <w:b/>
           <w:bCs/>
           <w:color w:val="000000" w:themeColor="text1"/>
           <w:sz w:val="22"/>
-          <w:lang w:val="de-DE"/>
         </w:rPr>
         <w:t>/</w:t>
       </w:r>
+      <w:proofErr w:type="spellStart"/>
       <w:r>
         <w:rPr>
           <w:b/>
           <w:bCs/>
           <w:color w:val="000000" w:themeColor="text1"/>
           <w:sz w:val="22"/>
-          <w:lang w:val="de-DE"/>
         </w:rPr>
         <w:t>Angular</w:t>
       </w:r>
@@ -255,29 +225,89 @@
           <w:bCs/>
           <w:color w:val="000000" w:themeColor="text1"/>
           <w:sz w:val="22"/>
-          <w:lang w:val="de-DE"/>
-        </w:rPr>
-        <w:t>+Cloud</w:t>
-      </w:r>
+        </w:rPr>
+        <w:t>+</w:t>
+      </w:r>
+      <w:proofErr w:type="gramStart"/>
       <w:r>
         <w:rPr>
           <w:b/>
           <w:bCs/>
           <w:color w:val="000000" w:themeColor="text1"/>
           <w:sz w:val="22"/>
-          <w:lang w:val="de-DE"/>
-        </w:rPr>
-        <w:t xml:space="preserve">)  </w:t>
-      </w:r>
+        </w:rPr>
+        <w:t>Cloud</w:t>
+      </w:r>
+      <w:proofErr w:type="spellEnd"/>
       <w:r>
         <w:rPr>
           <w:b/>
           <w:bCs/>
           <w:color w:val="000000" w:themeColor="text1"/>
           <w:sz w:val="22"/>
+        </w:rPr>
+        <w:t xml:space="preserve">)  </w:t>
+      </w:r>
+      <w:r>
+        <w:rPr>
+          <w:b/>
+          <w:bCs/>
+          <w:color w:val="000000" w:themeColor="text1"/>
+          <w:sz w:val="22"/>
+        </w:rPr>
+        <w:t xml:space="preserve"> </w:t>
+      </w:r>
+      <w:proofErr w:type="gramEnd"/>
+      <w:r>
+        <w:rPr>
+          <w:b/>
+          <w:bCs/>
+          <w:color w:val="000000" w:themeColor="text1"/>
+          <w:sz w:val="22"/>
+        </w:rPr>
+        <w:t xml:space="preserve">         </w:t>
+      </w:r>
+      <w:r>
+        <w:rPr>
+          <w:b/>
+          <w:bCs/>
+          <w:color w:val="000000" w:themeColor="text1"/>
+          <w:sz w:val="22"/>
+        </w:rPr>
+        <w:t xml:space="preserve">          </w:t>
+      </w:r>
+      <w:r>
+        <w:rPr>
+          <w:b/>
+          <w:bCs/>
+          <w:color w:val="000000" w:themeColor="text1"/>
+          <w:sz w:val="22"/>
+        </w:rPr>
+        <w:t xml:space="preserve">      </w:t>
+      </w:r>
+      <w:r>
+        <w:rPr>
+          <w:b/>
+          <w:szCs w:val="20"/>
+        </w:rPr>
+        <w:t>Ph.</w:t>
+      </w:r>
+      <w:r>
+        <w:t xml:space="preserve"> </w:t>
+      </w:r>
+      <w:r>
+        <w:rPr>
           <w:lang w:val="de-DE"/>
         </w:rPr>
-        <w:t xml:space="preserve">                                </w:t>
+        <w:t>(+91) 8830233538</w:t>
+      </w:r>
+      <w:r>
+        <w:rPr>
+          <w:color w:val="0563C1"/>
+          <w:u w:val="single" w:color="0563C1"/>
+          <w:lang w:val="de-DE"/>
+        </w:rPr>
+        <w:t xml:space="preserve"> | </w:t>
       </w:r>
       <w:hyperlink r:id="rId9" w:history="1">
         <w:r>
@@ -301,23 +331,7 @@
           <w:u w:val="single" w:color="0563C1"/>
           <w:lang w:val="de-DE"/>
         </w:rPr>
-        <w:t xml:space="preserve">| Portfolio | GitHub | Medium | </w:t>
-      </w:r>
-      <w:r>
-        <w:rPr>
-          <w:color w:val="0563C1"/>
-          <w:u w:val="single" w:color="0563C1"/>
-          <w:lang w:val="de-DE"/>
-        </w:rPr>
-        <w:t>Le</w:t>
-      </w:r>
-      <w:r>
-        <w:rPr>
-          <w:color w:val="0563C1"/>
-          <w:u w:val="single" w:color="0563C1"/>
-          <w:lang w:val="de-DE"/>
-        </w:rPr>
-        <w:t>etcode</w:t>
+        <w:t xml:space="preserve">| Portfolio | GitHub </w:t>
       </w:r>
     </w:p>
     <w:p>
@@ -507,7 +521,7 @@
           </mc:Choice>
           <mc:Fallback>
             <w:pict>
-              <v:group w14:anchorId="6CC03D4E" id="Group 34" o:spid="_x0000_s1026" style="width:586.75pt;height:.55pt;mso-position-horizontal-relative:char;mso-position-vertical-relative:line" coordsize="68968,60" o:gfxdata="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">
+              <v:group w14:anchorId="4728BDEC" id="Group 34" o:spid="_x0000_s1026" style="width:586.75pt;height:.55pt;mso-position-horizontal-relative:char;mso-position-vertical-relative:line" coordsize="68968,60" o:gfxdata="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">
                 <v:shape id="Shape 3222" o:spid="_x0000_s1027" style="position:absolute;width:68968;height:91;visibility:visible;mso-wrap-style:square;v-text-anchor:top" coordsize="6896862,9144" o:gfxdata="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" path="m,l6896862,r,9144l,9144,,e" fillcolor="black" stroked="f" strokeweight="0">
                   <v:stroke miterlimit="83231f" joinstyle="miter"/>
                   <v:path arrowok="t" o:connecttype="custom" o:connectlocs="0,0;68968,0;68968,91;0,91;0,0" o:connectangles="0,0,0,0,0" textboxrect="0,0,6896862,9144"/>
@@ -535,7 +549,20 @@
         <w:jc w:val="both"/>
       </w:pPr>
       <w:r>
-        <w:t xml:space="preserve">Result-oriented </w:t>
+        <w:t>Certified</w:t>
+      </w:r>
+      <w:r>
+        <w:t xml:space="preserve"> </w:t>
+      </w:r>
+      <w:r>
+        <w:rPr>
+          <w:b/>
+          <w:bCs/>
+        </w:rPr>
+        <w:t>3X AWS/Azure</w:t>
+      </w:r>
+      <w:r>
+        <w:t xml:space="preserve"> </w:t>
       </w:r>
       <w:r>
         <w:t xml:space="preserve">Senior </w:t>
@@ -608,6 +635,13 @@
         <w:t>developing</w:t>
       </w:r>
       <w:r>
+        <w:rPr>
+          <w:b/>
+          <w:bCs/>
+        </w:rPr>
+        <w:t>, testing and deploying</w:t>
+      </w:r>
+      <w:r>
         <w:t xml:space="preserve"> </w:t>
       </w:r>
       <w:r>
@@ -629,13 +663,46 @@
           <w:b/>
           <w:bCs/>
         </w:rPr>
-        <w:t xml:space="preserve">and high-quality software solutions </w:t>
-      </w:r>
-      <w:r>
-        <w:t xml:space="preserve">using Java Spring Boot </w:t>
-      </w:r>
-      <w:r>
-        <w:t xml:space="preserve">design patterns, solid principals </w:t>
+        <w:t xml:space="preserve">and high-quality </w:t>
+      </w:r>
+      <w:r>
+        <w:rPr>
+          <w:b/>
+          <w:bCs/>
+        </w:rPr>
+        <w:t>microservices</w:t>
+      </w:r>
+      <w:r>
+        <w:rPr>
+          <w:b/>
+          <w:bCs/>
+        </w:rPr>
+        <w:t xml:space="preserve"> </w:t>
+      </w:r>
+      <w:r>
+        <w:t>using Java</w:t>
+      </w:r>
+      <w:r>
+        <w:t>,</w:t>
+      </w:r>
+      <w:r>
+        <w:t xml:space="preserve"> Spring Boot</w:t>
+      </w:r>
+      <w:r>
+        <w:t>,</w:t>
+      </w:r>
+      <w:r>
+        <w:t xml:space="preserve"> </w:t>
+      </w:r>
+      <w:r>
+        <w:rPr>
+          <w:b/>
+          <w:bCs/>
+        </w:rPr>
+        <w:t>design patterns</w:t>
+      </w:r>
+      <w:r>
+        <w:t xml:space="preserve">, solid principals </w:t>
       </w:r>
       <w:r>
         <w:t xml:space="preserve">and cloud technologies. Proficient in </w:t>
@@ -656,13 +723,60 @@
         <w:t>mechanisms</w:t>
       </w:r>
       <w:r>
-        <w:t>, and performance optimization</w:t>
-      </w:r>
-      <w:r>
-        <w:t xml:space="preserve">. </w:t>
-      </w:r>
-      <w:r>
-        <w:t>Passionate about GEN AI</w:t>
+        <w:t xml:space="preserve">, and performance </w:t>
+      </w:r>
+      <w:r>
+        <w:rPr>
+          <w:b/>
+          <w:bCs/>
+        </w:rPr>
+        <w:t>optimization</w:t>
+      </w:r>
+      <w:r>
+        <w:t xml:space="preserve">, taking </w:t>
+      </w:r>
+      <w:r>
+        <w:rPr>
+          <w:b/>
+          <w:bCs/>
+        </w:rPr>
+        <w:t>ownership</w:t>
+      </w:r>
+      <w:r>
+        <w:t xml:space="preserve"> and </w:t>
+      </w:r>
+      <w:r>
+        <w:rPr>
+          <w:b/>
+          <w:bCs/>
+        </w:rPr>
+        <w:t>responsibilities</w:t>
+      </w:r>
+      <w:r>
+        <w:t>. Enthusiast about</w:t>
+      </w:r>
+      <w:r>
+        <w:t xml:space="preserve"> </w:t>
+      </w:r>
+      <w:r>
+        <w:t xml:space="preserve">transformation to modern </w:t>
+      </w:r>
+      <w:r>
+        <w:rPr>
+          <w:b/>
+          <w:bCs/>
+        </w:rPr>
+        <w:t>GEN AI</w:t>
+      </w:r>
+      <w:r>
+        <w:rPr>
+          <w:b/>
+          <w:bCs/>
+        </w:rPr>
+        <w:t xml:space="preserve"> based applications</w:t>
+      </w:r>
+      <w:r>
+        <w:t>.</w:t>
       </w:r>
     </w:p>
     <w:p>
@@ -832,7 +946,7 @@
           </mc:Choice>
           <mc:Fallback>
             <w:pict>
-              <v:group w14:anchorId="5FAAB86F" id="Group 38" o:spid="_x0000_s1026" style="width:586.75pt;height:.55pt;mso-position-horizontal-relative:char;mso-position-vertical-relative:line" coordsize="68968,60" o:gfxdata="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">
+              <v:group w14:anchorId="636A2AF3" id="Group 38" o:spid="_x0000_s1026" style="width:586.75pt;height:.55pt;mso-position-horizontal-relative:char;mso-position-vertical-relative:line" coordsize="68968,60" o:gfxdata="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">
                 <v:shape id="Shape 3222" o:spid="_x0000_s1027" style="position:absolute;width:68968;height:91;visibility:visible;mso-wrap-style:square;v-text-anchor:top" coordsize="6896862,9144" o:gfxdata="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" path="m,l6896862,r,9144l,9144,,e" fillcolor="black" stroked="f" strokeweight="0">
                   <v:stroke miterlimit="83231f" joinstyle="miter"/>
                   <v:path arrowok="t" o:connecttype="custom" o:connectlocs="0,0;68968,0;68968,91;0,91;0,0" o:connectangles="0,0,0,0,0" textboxrect="0,0,6896862,9144"/>
@@ -862,8 +976,21 @@
           <w:ilvl w:val="0"/>
           <w:numId w:val="14"/>
         </w:numPr>
-        <w:spacing w:after="39"/>
-      </w:pPr>
+        <w:spacing w:after="38"/>
+        <w:rPr>
+          <w:lang w:val="es-ES"/>
+        </w:rPr>
+      </w:pPr>
+      <w:proofErr w:type="spellStart"/>
+      <w:r>
+        <w:rPr>
+          <w:b/>
+          <w:color w:val="4472C4" w:themeColor="accent1"/>
+          <w:lang w:val="es-ES"/>
+        </w:rPr>
+        <w:t>Backend</w:t>
+      </w:r>
+      <w:proofErr w:type="spellEnd"/>
       <w:r>
         <w:rPr>
           <w:rStyle w:val="IntenseEmphasis"/>
@@ -871,46 +998,376 @@
           <w:bCs/>
           <w:i w:val="0"/>
           <w:iCs w:val="0"/>
+          <w:lang w:val="es-ES"/>
+        </w:rPr>
+        <w:t xml:space="preserve"> </w:t>
+      </w:r>
+      <w:proofErr w:type="spellStart"/>
+      <w:r>
+        <w:rPr>
+          <w:rStyle w:val="IntenseEmphasis"/>
+          <w:b/>
+          <w:bCs/>
+          <w:i w:val="0"/>
+          <w:iCs w:val="0"/>
+          <w:lang w:val="es-ES"/>
         </w:rPr>
         <w:t>Languages</w:t>
       </w:r>
-      <w:r>
-        <w:rPr>
-          <w:b/>
+      <w:proofErr w:type="spellEnd"/>
+      <w:r>
+        <w:rPr>
+          <w:b/>
+          <w:color w:val="4472C4" w:themeColor="accent1"/>
+          <w:lang w:val="es-ES"/>
+        </w:rPr>
+        <w:t>/Fr</w:t>
+      </w:r>
+      <w:r>
+        <w:rPr>
+          <w:b/>
+          <w:color w:val="4472C4" w:themeColor="accent1"/>
+          <w:lang w:val="es-ES"/>
+        </w:rPr>
+        <w:t>a</w:t>
+      </w:r>
+      <w:r>
+        <w:rPr>
+          <w:b/>
+          <w:color w:val="4472C4" w:themeColor="accent1"/>
+          <w:lang w:val="es-ES"/>
+        </w:rPr>
+        <w:t>m</w:t>
+      </w:r>
+      <w:r>
+        <w:rPr>
+          <w:b/>
+          <w:color w:val="4472C4" w:themeColor="accent1"/>
+          <w:lang w:val="es-ES"/>
+        </w:rPr>
+        <w:t>e</w:t>
+      </w:r>
+      <w:r>
+        <w:rPr>
+          <w:b/>
+          <w:color w:val="4472C4" w:themeColor="accent1"/>
+          <w:lang w:val="es-ES"/>
+        </w:rPr>
+        <w:t>work</w:t>
+      </w:r>
+      <w:r>
+        <w:rPr>
+          <w:b/>
+          <w:lang w:val="es-ES"/>
         </w:rPr>
         <w:t>:</w:t>
       </w:r>
       <w:r>
+        <w:rPr>
+          <w:lang w:val="es-ES"/>
+        </w:rPr>
         <w:t xml:space="preserve">  Java (8,</w:t>
       </w:r>
       <w:r>
         <w:rPr>
           <w:b/>
           <w:bCs/>
+          <w:lang w:val="es-ES"/>
         </w:rPr>
         <w:t>17</w:t>
       </w:r>
       <w:r>
-        <w:t>,21), Spring Boot, JavaScript, SQL, Type</w:t>
-      </w:r>
-      <w:r>
+        <w:rPr>
+          <w:lang w:val="es-ES"/>
+        </w:rPr>
+        <w:t xml:space="preserve">,21) J2EE, Spring Framework, </w:t>
+      </w:r>
+      <w:r>
+        <w:rPr>
+          <w:b/>
+          <w:bCs/>
+          <w:lang w:val="es-ES"/>
+        </w:rPr>
+        <w:t>Spring MVC</w:t>
+      </w:r>
+      <w:r>
+        <w:rPr>
+          <w:lang w:val="es-ES"/>
+        </w:rPr>
+        <w:t xml:space="preserve">, Spring REST, Spring </w:t>
+      </w:r>
+      <w:proofErr w:type="spellStart"/>
+      <w:r>
+        <w:rPr>
+          <w:lang w:val="es-ES"/>
+        </w:rPr>
+        <w:t>Boot</w:t>
+      </w:r>
+      <w:proofErr w:type="spellEnd"/>
+      <w:r>
+        <w:rPr>
+          <w:lang w:val="es-ES"/>
+        </w:rPr>
+        <w:t xml:space="preserve">, Data JPA, </w:t>
+      </w:r>
+      <w:proofErr w:type="spellStart"/>
+      <w:r>
+        <w:rPr>
+          <w:lang w:val="es-ES"/>
+        </w:rPr>
+        <w:t>Hibernate</w:t>
+      </w:r>
+      <w:proofErr w:type="spellEnd"/>
+      <w:r>
+        <w:rPr>
+          <w:lang w:val="es-ES"/>
+        </w:rPr>
+        <w:t xml:space="preserve"> &amp; </w:t>
+      </w:r>
+      <w:r>
+        <w:rPr>
+          <w:b/>
+          <w:bCs/>
+          <w:lang w:val="es-ES"/>
+        </w:rPr>
+        <w:t>Spring Security</w:t>
+      </w:r>
+      <w:r>
+        <w:rPr>
+          <w:lang w:val="es-ES"/>
+        </w:rPr>
+        <w:t xml:space="preserve"> (OAuth2, JWT), Spring Cloud (</w:t>
+      </w:r>
+      <w:proofErr w:type="spellStart"/>
+      <w:r>
+        <w:rPr>
+          <w:lang w:val="es-ES"/>
+        </w:rPr>
+        <w:t>Microservices</w:t>
+      </w:r>
+      <w:proofErr w:type="spellEnd"/>
+      <w:r>
+        <w:rPr>
+          <w:lang w:val="es-ES"/>
+        </w:rPr>
+        <w:t xml:space="preserve">, </w:t>
+      </w:r>
+      <w:proofErr w:type="spellStart"/>
+      <w:r>
+        <w:rPr>
+          <w:lang w:val="es-ES"/>
+        </w:rPr>
+        <w:t>Config</w:t>
+      </w:r>
+      <w:proofErr w:type="spellEnd"/>
+      <w:r>
+        <w:rPr>
+          <w:lang w:val="es-ES"/>
+        </w:rPr>
+        <w:t xml:space="preserve"> </w:t>
+      </w:r>
+      <w:r>
+        <w:rPr>
+          <w:lang w:val="es-ES"/>
+        </w:rPr>
         <w:t>S</w:t>
       </w:r>
       <w:r>
-        <w:t xml:space="preserve">cript, </w:t>
-      </w:r>
-      <w:r>
-        <w:t>Node</w:t>
-      </w:r>
-      <w:r>
-        <w:t>j</w:t>
-      </w:r>
-      <w:r>
-        <w:t>s</w:t>
-      </w:r>
-      <w:r>
-        <w:t xml:space="preserve">, HTML, CSS </w:t>
-      </w:r>
+        <w:rPr>
+          <w:lang w:val="es-ES"/>
+        </w:rPr>
+        <w:t>erver,</w:t>
+      </w:r>
+      <w:r>
+        <w:rPr>
+          <w:lang w:val="es-ES"/>
+        </w:rPr>
+        <w:t xml:space="preserve"> </w:t>
+      </w:r>
+      <w:proofErr w:type="spellStart"/>
+      <w:r>
+        <w:rPr>
+          <w:lang w:val="es-ES"/>
+        </w:rPr>
+        <w:t>Service</w:t>
+      </w:r>
+      <w:proofErr w:type="spellEnd"/>
+      <w:r>
+        <w:rPr>
+          <w:lang w:val="es-ES"/>
+        </w:rPr>
+        <w:t xml:space="preserve"> </w:t>
+      </w:r>
+      <w:proofErr w:type="spellStart"/>
+      <w:proofErr w:type="gramStart"/>
+      <w:r>
+        <w:rPr>
+          <w:lang w:val="es-ES"/>
+        </w:rPr>
+        <w:t>D</w:t>
+      </w:r>
+      <w:r>
+        <w:rPr>
+          <w:lang w:val="es-ES"/>
+        </w:rPr>
+        <w:t>iscovery</w:t>
+      </w:r>
+      <w:r>
+        <w:rPr>
+          <w:lang w:val="es-ES"/>
+        </w:rPr>
+        <w:t>,Zuul</w:t>
+      </w:r>
+      <w:proofErr w:type="spellEnd"/>
+      <w:proofErr w:type="gramEnd"/>
+      <w:r>
+        <w:rPr>
+          <w:lang w:val="es-ES"/>
+        </w:rPr>
+        <w:t xml:space="preserve">, API </w:t>
+      </w:r>
+      <w:r>
+        <w:rPr>
+          <w:lang w:val="es-ES"/>
+        </w:rPr>
+        <w:t xml:space="preserve">Gateway) </w:t>
+      </w:r>
+      <w:proofErr w:type="spellStart"/>
+      <w:r>
+        <w:rPr>
+          <w:lang w:val="es-ES"/>
+        </w:rPr>
+        <w:t>Okta</w:t>
+      </w:r>
+      <w:proofErr w:type="spellEnd"/>
+      <w:r>
+        <w:rPr>
+          <w:lang w:val="es-ES"/>
+        </w:rPr>
+        <w:t>, Lambda</w:t>
+      </w:r>
+      <w:r>
+        <w:rPr>
+          <w:lang w:val="es-ES"/>
+        </w:rPr>
+        <w:t xml:space="preserve">, </w:t>
+      </w:r>
+      <w:proofErr w:type="spellStart"/>
+      <w:r>
+        <w:rPr>
+          <w:lang w:val="es-ES"/>
+        </w:rPr>
+        <w:t>Stream</w:t>
+      </w:r>
+      <w:proofErr w:type="spellEnd"/>
+      <w:r>
+        <w:rPr>
+          <w:lang w:val="es-ES"/>
+        </w:rPr>
+        <w:t xml:space="preserve"> API, Servlet, </w:t>
+      </w:r>
+      <w:proofErr w:type="spellStart"/>
+      <w:r>
+        <w:rPr>
+          <w:lang w:val="es-ES"/>
+        </w:rPr>
+        <w:t>Design</w:t>
+      </w:r>
+      <w:proofErr w:type="spellEnd"/>
+      <w:r>
+        <w:rPr>
+          <w:lang w:val="es-ES"/>
+        </w:rPr>
+        <w:t xml:space="preserve"> </w:t>
+      </w:r>
+      <w:proofErr w:type="spellStart"/>
+      <w:r>
+        <w:rPr>
+          <w:lang w:val="es-ES"/>
+        </w:rPr>
+        <w:t>P</w:t>
+      </w:r>
+      <w:r>
+        <w:rPr>
+          <w:lang w:val="es-ES"/>
+        </w:rPr>
+        <w:t>atterns</w:t>
+      </w:r>
+      <w:proofErr w:type="spellEnd"/>
+      <w:r>
+        <w:rPr>
+          <w:lang w:val="es-ES"/>
+        </w:rPr>
+        <w:t xml:space="preserve">, Solid </w:t>
+      </w:r>
+      <w:proofErr w:type="spellStart"/>
+      <w:proofErr w:type="gramStart"/>
+      <w:r>
+        <w:rPr>
+          <w:lang w:val="es-ES"/>
+        </w:rPr>
+        <w:t>P</w:t>
+      </w:r>
+      <w:r>
+        <w:rPr>
+          <w:lang w:val="es-ES"/>
+        </w:rPr>
+        <w:t>rincipls,REST</w:t>
+      </w:r>
+      <w:proofErr w:type="spellEnd"/>
+      <w:proofErr w:type="gramEnd"/>
+      <w:r>
+        <w:rPr>
+          <w:lang w:val="es-ES"/>
+        </w:rPr>
+        <w:t xml:space="preserve"> API, </w:t>
+      </w:r>
+      <w:proofErr w:type="spellStart"/>
+      <w:r>
+        <w:rPr>
+          <w:lang w:val="es-ES"/>
+        </w:rPr>
+        <w:t>GraphQL</w:t>
+      </w:r>
+      <w:proofErr w:type="spellEnd"/>
+      <w:r>
+        <w:rPr>
+          <w:lang w:val="es-ES"/>
+        </w:rPr>
+        <w:t>,</w:t>
+      </w:r>
+      <w:r>
+        <w:rPr>
+          <w:lang w:val="es-ES"/>
+        </w:rPr>
+        <w:t xml:space="preserve"> </w:t>
+      </w:r>
+      <w:r>
+        <w:rPr>
+          <w:lang w:val="es-ES"/>
+        </w:rPr>
+        <w:t>Pub/Sub</w:t>
+      </w:r>
+      <w:r>
+        <w:rPr>
+          <w:lang w:val="es-ES"/>
+        </w:rPr>
+        <w:t>,</w:t>
+      </w:r>
+      <w:r>
+        <w:rPr>
+          <w:lang w:val="es-ES"/>
+        </w:rPr>
+        <w:t xml:space="preserve"> </w:t>
+      </w:r>
+      <w:proofErr w:type="spellStart"/>
+      <w:r>
+        <w:rPr>
+          <w:lang w:val="es-ES"/>
+        </w:rPr>
+        <w:t>WebSocket</w:t>
+      </w:r>
+      <w:proofErr w:type="spellEnd"/>
     </w:p>
     <w:p>
       <w:pPr>
@@ -926,7 +1383,7 @@
           <w:b/>
           <w:color w:val="4472C4" w:themeColor="accent1"/>
         </w:rPr>
-        <w:t>Libraries/Farmwork/Tools</w:t>
+        <w:t>Frontend</w:t>
       </w:r>
       <w:r>
         <w:rPr>
@@ -935,74 +1392,134 @@
         <w:t>:</w:t>
       </w:r>
       <w:r>
+        <w:t xml:space="preserve">  React, Angular,</w:t>
+      </w:r>
+      <w:r>
+        <w:t xml:space="preserve"> Type</w:t>
+      </w:r>
+      <w:r>
+        <w:t>S</w:t>
+      </w:r>
+      <w:r>
+        <w:t>cript, HTML, CSS</w:t>
+      </w:r>
+      <w:r>
+        <w:t>,</w:t>
+      </w:r>
+      <w:r>
         <w:t xml:space="preserve"> </w:t>
       </w:r>
       <w:r>
-        <w:t> Spring Cloud, Spring Boot, Tomcat</w:t>
-      </w:r>
-      <w:r>
-        <w:t>, Git/GitHub, Pub/Sub, React.js, Redux</w:t>
+        <w:t>React.js, Redux</w:t>
       </w:r>
     </w:p>
     <w:p>
       <w:pPr>
+        <w:pStyle w:val="ListParagraph"/>
+        <w:numPr>
+          <w:ilvl w:val="0"/>
+          <w:numId w:val="14"/>
+        </w:numPr>
         <w:spacing w:after="38"/>
-      </w:pPr>
-      <w:r>
-        <w:rPr>
-          <w:b/>
-          <w:sz w:val="12"/>
-          <w:szCs w:val="12"/>
-        </w:rPr>
-        <w:t>●</w:t>
-      </w:r>
-      <w:r>
-        <w:rPr>
-          <w:b/>
-        </w:rPr>
-        <w:t xml:space="preserve"> </w:t>
-      </w:r>
+        <w:rPr>
+          <w:lang w:val="fr-FR"/>
+        </w:rPr>
+      </w:pPr>
+      <w:proofErr w:type="spellStart"/>
+      <w:proofErr w:type="gramStart"/>
       <w:r>
         <w:rPr>
           <w:b/>
           <w:color w:val="4472C4" w:themeColor="accent1"/>
-        </w:rPr>
-        <w:t>Backend</w:t>
-      </w:r>
-      <w:r>
-        <w:rPr>
-          <w:b/>
+          <w:lang w:val="fr-FR"/>
+        </w:rPr>
+        <w:t>Databases</w:t>
+      </w:r>
+      <w:proofErr w:type="spellEnd"/>
+      <w:r>
+        <w:rPr>
+          <w:b/>
+          <w:lang w:val="fr-FR"/>
         </w:rPr>
         <w:t>:</w:t>
       </w:r>
-      <w:r>
-        <w:t xml:space="preserve"> Spring MVC, Spring boot, REST API, GraphQL, WebSocket, Microservices                                                                                                                                       </w:t>
+      <w:proofErr w:type="gramEnd"/>
+      <w:r>
+        <w:rPr>
+          <w:lang w:val="fr-FR"/>
+        </w:rPr>
+        <w:t xml:space="preserve">  </w:t>
+      </w:r>
+      <w:r>
+        <w:rPr>
+          <w:lang w:val="fr-FR"/>
+        </w:rPr>
+        <w:t xml:space="preserve">Oracle, </w:t>
+      </w:r>
+      <w:r>
+        <w:rPr>
+          <w:lang w:val="fr-FR"/>
+        </w:rPr>
+        <w:t xml:space="preserve">MySQL, MongoDB, </w:t>
+      </w:r>
+      <w:proofErr w:type="spellStart"/>
+      <w:r>
+        <w:rPr>
+          <w:lang w:val="fr-FR"/>
+        </w:rPr>
+        <w:t>Firebase</w:t>
+      </w:r>
+      <w:proofErr w:type="spellEnd"/>
+      <w:r>
+        <w:rPr>
+          <w:lang w:val="fr-FR"/>
+        </w:rPr>
+        <w:t xml:space="preserve">, Redis, </w:t>
+      </w:r>
+      <w:proofErr w:type="spellStart"/>
+      <w:r>
+        <w:rPr>
+          <w:lang w:val="fr-FR"/>
+        </w:rPr>
+        <w:t>Cassendra</w:t>
+      </w:r>
+      <w:proofErr w:type="spellEnd"/>
+      <w:r>
+        <w:rPr>
+          <w:lang w:val="fr-FR"/>
+        </w:rPr>
+        <w:t xml:space="preserve">, </w:t>
+      </w:r>
+      <w:proofErr w:type="spellStart"/>
+      <w:r>
+        <w:rPr>
+          <w:lang w:val="fr-FR"/>
+        </w:rPr>
+        <w:t>DynamoDB</w:t>
+      </w:r>
+      <w:proofErr w:type="spellEnd"/>
+      <w:r>
+        <w:rPr>
+          <w:lang w:val="fr-FR"/>
+        </w:rPr>
+        <w:t>, Redis</w:t>
       </w:r>
     </w:p>
     <w:p>
       <w:pPr>
+        <w:pStyle w:val="ListParagraph"/>
+        <w:numPr>
+          <w:ilvl w:val="0"/>
+          <w:numId w:val="14"/>
+        </w:numPr>
         <w:spacing w:after="38"/>
       </w:pPr>
       <w:r>
         <w:rPr>
           <w:b/>
-          <w:sz w:val="12"/>
-          <w:szCs w:val="12"/>
-        </w:rPr>
-        <w:t>●</w:t>
-      </w:r>
-      <w:r>
-        <w:rPr>
-          <w:b/>
-        </w:rPr>
-        <w:t xml:space="preserve"> </w:t>
-      </w:r>
-      <w:r>
-        <w:rPr>
-          <w:b/>
           <w:color w:val="4472C4" w:themeColor="accent1"/>
         </w:rPr>
-        <w:t>Frontend</w:t>
+        <w:t>DevOps</w:t>
       </w:r>
       <w:r>
         <w:rPr>
@@ -1011,131 +1528,32 @@
         <w:t>:</w:t>
       </w:r>
       <w:r>
-        <w:t xml:space="preserve">  React,</w:t>
-      </w:r>
-      <w:r>
-        <w:t xml:space="preserve"> Angular</w:t>
-      </w:r>
-      <w:r>
-        <w:t>, Firebase, Redis</w:t>
-      </w:r>
-    </w:p>
-    <w:p>
-      <w:pPr>
-        <w:spacing w:after="38"/>
-      </w:pPr>
-      <w:r>
-        <w:rPr>
-          <w:b/>
-          <w:sz w:val="12"/>
-          <w:szCs w:val="12"/>
-        </w:rPr>
-        <w:t>●</w:t>
-      </w:r>
-      <w:r>
-        <w:rPr>
-          <w:b/>
-        </w:rPr>
-        <w:t xml:space="preserve"> </w:t>
-      </w:r>
-      <w:r>
-        <w:rPr>
-          <w:b/>
-          <w:color w:val="4472C4" w:themeColor="accent1"/>
-        </w:rPr>
-        <w:t>Databases</w:t>
-      </w:r>
-      <w:r>
-        <w:rPr>
-          <w:b/>
-        </w:rPr>
-        <w:t>:</w:t>
-      </w:r>
-      <w:r>
-        <w:t xml:space="preserve">  MySQL, MongoDB, Firebase, Redis</w:t>
-      </w:r>
-      <w:r>
-        <w:t xml:space="preserve">, Cassendra, </w:t>
-      </w:r>
-      <w:r>
-        <w:t>DynamoDB</w:t>
-      </w:r>
-    </w:p>
-    <w:p>
-      <w:pPr>
-        <w:spacing w:after="38"/>
-      </w:pPr>
-      <w:r>
-        <w:rPr>
-          <w:b/>
-          <w:sz w:val="12"/>
-          <w:szCs w:val="12"/>
-        </w:rPr>
-        <w:t>●</w:t>
-      </w:r>
-      <w:r>
-        <w:rPr>
-          <w:b/>
-        </w:rPr>
-        <w:t xml:space="preserve"> </w:t>
-      </w:r>
-      <w:r>
-        <w:rPr>
-          <w:b/>
-          <w:color w:val="4472C4" w:themeColor="accent1"/>
-        </w:rPr>
-        <w:t>DevOps</w:t>
-      </w:r>
-      <w:r>
-        <w:rPr>
-          <w:b/>
-        </w:rPr>
-        <w:t>:</w:t>
-      </w:r>
-      <w:r>
-        <w:t xml:space="preserve">  </w:t>
-      </w:r>
-      <w:r>
-        <w:t>OpenSh</w:t>
+        <w:t xml:space="preserve">  OpenSh</w:t>
       </w:r>
       <w:r>
         <w:t xml:space="preserve">ift, </w:t>
       </w:r>
       <w:r>
-        <w:t>Docker</w:t>
-      </w:r>
-      <w:r>
-        <w:t xml:space="preserve">, </w:t>
-      </w:r>
-      <w:r>
-        <w:t>Jenkins</w:t>
-      </w:r>
-      <w:r>
-        <w:t xml:space="preserve">, </w:t>
-      </w:r>
-      <w:r>
-        <w:t>Kubernetes</w:t>
-      </w:r>
-      <w:r>
-        <w:t>,</w:t>
-      </w:r>
-      <w:r>
-        <w:t xml:space="preserve"> automat</w:t>
-      </w:r>
-      <w:r>
-        <w:t>ing</w:t>
-      </w:r>
-      <w:r>
-        <w:t xml:space="preserve"> </w:t>
-      </w:r>
-      <w:r>
-        <w:t xml:space="preserve">workflow, </w:t>
-      </w:r>
-      <w:r>
-        <w:t xml:space="preserve">terraform, </w:t>
-      </w:r>
-      <w:r>
-        <w:t>GitHub Actions</w:t>
+        <w:t xml:space="preserve">Docker, Jenkins, Kubernetes, automating workflow, </w:t>
+      </w:r>
+      <w:r>
+        <w:t xml:space="preserve">terraform, GitHub </w:t>
+      </w:r>
+      <w:proofErr w:type="spellStart"/>
+      <w:proofErr w:type="gramStart"/>
+      <w:r>
+        <w:t>Actions,ELK</w:t>
+      </w:r>
+      <w:proofErr w:type="spellEnd"/>
+      <w:proofErr w:type="gramEnd"/>
+      <w:r>
+        <w:t xml:space="preserve"> stack, </w:t>
+      </w:r>
+      <w:r>
+        <w:t>Prometheus, Grafana, Kiban</w:t>
+      </w:r>
+      <w:r>
+        <w:t>a</w:t>
       </w:r>
     </w:p>
     <w:p>
@@ -1300,7 +1718,7 @@
           </mc:Choice>
           <mc:Fallback>
             <w:pict>
-              <v:group w14:anchorId="11AE01ED" id="Group 32" o:spid="_x0000_s1026" style="width:586.75pt;height:.55pt;mso-position-horizontal-relative:char;mso-position-vertical-relative:line" coordsize="68968,60" o:gfxdata="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">
+              <v:group w14:anchorId="40D0FEC5" id="Group 32" o:spid="_x0000_s1026" style="width:586.75pt;height:.55pt;mso-position-horizontal-relative:char;mso-position-vertical-relative:line" coordsize="68968,60" o:gfxdata="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">
                 <v:shape id="Shape 3222" o:spid="_x0000_s1027" style="position:absolute;width:68968;height:91;visibility:visible;mso-wrap-style:square;v-text-anchor:top" coordsize="6896862,9144" o:gfxdata="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" path="m,l6896862,r,9144l,9144,,e" fillcolor="black" stroked="f" strokeweight="0">
                   <v:stroke miterlimit="83231f" joinstyle="miter"/>
                   <v:path arrowok="t" o:connecttype="custom" o:connectlocs="0,0;68968,0;68968,91;0,91;0,0" o:connectangles="0,0,0,0,0" textboxrect="0,0,6896862,9144"/>
@@ -1496,7 +1914,17 @@
         <w:t>Collaborated with</w:t>
       </w:r>
       <w:r>
-        <w:t xml:space="preserve"> cross-functional (</w:t>
+        <w:t xml:space="preserve"> </w:t>
+      </w:r>
+      <w:r>
+        <w:rPr>
+          <w:b/>
+          <w:bCs/>
+        </w:rPr>
+        <w:t>cross-functional</w:t>
+      </w:r>
+      <w:r>
+        <w:t xml:space="preserve"> (</w:t>
       </w:r>
       <w:r>
         <w:t>product</w:t>
@@ -1564,7 +1992,21 @@
         <w:jc w:val="both"/>
       </w:pPr>
       <w:r>
-        <w:t>Led a Domain Driven Design for newly launched Expact onboarding and Digital Outreach in ING KYC area, co-ordinating with downstream microservices and responsible for multiple Batch processing, E2E process in KYC area.</w:t>
+        <w:t xml:space="preserve">Led a Domain Driven Design for newly launched </w:t>
+      </w:r>
+      <w:proofErr w:type="spellStart"/>
+      <w:r>
+        <w:t>Expact</w:t>
+      </w:r>
+      <w:proofErr w:type="spellEnd"/>
+      <w:r>
+        <w:t xml:space="preserve"> onboarding and Digital Outreach in ING KYC area, co-ordinating with downstream microservices and responsible for multiple </w:t>
+      </w:r>
+      <w:r>
+        <w:t>Spring b</w:t>
+      </w:r>
+      <w:r>
+        <w:t>atch processing, E2E process in KYC area.</w:t>
       </w:r>
     </w:p>
     <w:p>
@@ -1646,7 +2088,67 @@
         <w:t>40% reduction in average response</w:t>
       </w:r>
       <w:r>
-        <w:t xml:space="preserve"> times and reduced server load by 20%.</w:t>
+        <w:t xml:space="preserve"> times and reduced server load by 20%</w:t>
+      </w:r>
+    </w:p>
+    <w:p>
+      <w:pPr>
+        <w:numPr>
+          <w:ilvl w:val="0"/>
+          <w:numId w:val="1"/>
+        </w:numPr>
+        <w:ind w:hanging="270"/>
+        <w:jc w:val="both"/>
+      </w:pPr>
+      <w:r>
+        <w:t xml:space="preserve">Built a </w:t>
+      </w:r>
+      <w:r>
+        <w:rPr>
+          <w:b/>
+          <w:bCs/>
+        </w:rPr>
+        <w:t>high-performance Aggregation</w:t>
+      </w:r>
+      <w:r>
+        <w:t xml:space="preserve"> Service in Banking KYC, consolidating data from </w:t>
+      </w:r>
+      <w:r>
+        <w:rPr>
+          <w:b/>
+          <w:bCs/>
+        </w:rPr>
+        <w:t>10+</w:t>
+      </w:r>
+      <w:r>
+        <w:t xml:space="preserve"> microservices into a single response, </w:t>
+      </w:r>
+      <w:r>
+        <w:rPr>
+          <w:b/>
+          <w:bCs/>
+        </w:rPr>
+        <w:t>reducing client API</w:t>
+      </w:r>
+      <w:r>
+        <w:t xml:space="preserve"> calls by 65% and accelerating end-to-end KYC verification time by 40%, ensuring faster customer onboarding and improved compliance accuracy by leveraging Spring Boot, </w:t>
+      </w:r>
+      <w:proofErr w:type="spellStart"/>
+      <w:r>
+        <w:t>WebClient</w:t>
+      </w:r>
+      <w:proofErr w:type="spellEnd"/>
+      <w:r>
+        <w:t>, and Async processing to achieve parallel non-blocking calls, reducing latency and improving system scalability ensuring reliability with fault-tolerant patterns and monitoring via Prometheus</w:t>
+      </w:r>
+      <w:r>
+        <w:t xml:space="preserve">, </w:t>
+      </w:r>
+      <w:r>
+        <w:t>Grafana.</w:t>
+      </w:r>
+      <w:r>
+        <w:t>.</w:t>
       </w:r>
     </w:p>
     <w:p>
@@ -1666,39 +2168,61 @@
         </w:numPr>
         <w:ind w:hanging="270"/>
         <w:jc w:val="both"/>
-        <w:rPr>
-          <w:sz w:val="4"/>
-          <w:szCs w:val="4"/>
-        </w:rPr>
-      </w:pPr>
-      <w:r>
-        <w:t xml:space="preserve">Enhanced application performance by implementing </w:t>
-      </w:r>
-      <w:r>
-        <w:rPr>
-          <w:b/>
-          <w:bCs/>
-        </w:rPr>
-        <w:t>multithreading and asynchronous</w:t>
-      </w:r>
-      <w:r>
-        <w:t xml:space="preserve"> API calls with </w:t>
-      </w:r>
-      <w:r>
-        <w:t xml:space="preserve">Webflux and </w:t>
-      </w:r>
-      <w:r>
-        <w:t xml:space="preserve">CompletableFuture, leading to a </w:t>
-      </w:r>
-      <w:r>
-        <w:rPr>
-          <w:b/>
-          <w:bCs/>
-        </w:rPr>
-        <w:t>40% improvement</w:t>
-      </w:r>
-      <w:r>
-        <w:t xml:space="preserve"> in concurrent task processing efficiency, faster response times, and improved application responsiveness.</w:t>
+      </w:pPr>
+      <w:r>
+        <w:t xml:space="preserve">Demonstrated </w:t>
+      </w:r>
+      <w:r>
+        <w:rPr>
+          <w:b/>
+          <w:bCs/>
+        </w:rPr>
+        <w:t>strong debugging</w:t>
+      </w:r>
+      <w:r>
+        <w:t xml:space="preserve"> skills in development and staging environments, identif</w:t>
+      </w:r>
+      <w:r>
+        <w:t>ied</w:t>
+      </w:r>
+      <w:r>
+        <w:t>, and resol</w:t>
+      </w:r>
+      <w:r>
+        <w:t>ved</w:t>
+      </w:r>
+      <w:r>
+        <w:t xml:space="preserve"> </w:t>
+      </w:r>
+      <w:r>
+        <w:rPr>
+          <w:b/>
+          <w:bCs/>
+        </w:rPr>
+        <w:t>40+ critical issues</w:t>
+      </w:r>
+      <w:r>
+        <w:rPr>
+          <w:b/>
+          <w:bCs/>
+        </w:rPr>
+        <w:t xml:space="preserve"> </w:t>
+      </w:r>
+      <w:r>
+        <w:t>with hotfixes</w:t>
+      </w:r>
+      <w:r>
+        <w:t xml:space="preserve">, which led to a </w:t>
+      </w:r>
+      <w:r>
+        <w:rPr>
+          <w:b/>
+          <w:bCs/>
+        </w:rPr>
+        <w:t>20% decrease in production bugs</w:t>
+      </w:r>
+      <w:r>
+        <w:t>.</w:t>
       </w:r>
     </w:p>
     <w:p>
@@ -1708,29 +2232,19 @@
           <w:numId w:val="2"/>
         </w:numPr>
         <w:ind w:hanging="270"/>
-        <w:jc w:val="both"/>
-      </w:pPr>
-      <w:r>
-        <w:t xml:space="preserve">Demonstrated </w:t>
-      </w:r>
-      <w:r>
-        <w:rPr>
-          <w:b/>
-          <w:bCs/>
-        </w:rPr>
-        <w:t>strong debugging</w:t>
-      </w:r>
-      <w:r>
-        <w:t xml:space="preserve"> skills in development and staging environments, identif</w:t>
-      </w:r>
-      <w:r>
-        <w:t>ied</w:t>
-      </w:r>
-      <w:r>
-        <w:t>, and resol</w:t>
-      </w:r>
-      <w:r>
-        <w:t>ved</w:t>
+      </w:pPr>
+      <w:r>
+        <w:t>Developed</w:t>
+      </w:r>
+      <w:r>
+        <w:t xml:space="preserve"> a </w:t>
+      </w:r>
+      <w:r>
+        <w:rPr>
+          <w:b/>
+          <w:bCs/>
+        </w:rPr>
+        <w:t>highly scalable and distributed</w:t>
       </w:r>
       <w:r>
         <w:t xml:space="preserve"> </w:t>
@@ -1740,30 +2254,74 @@
           <w:b/>
           <w:bCs/>
         </w:rPr>
-        <w:t>40+ critical issues</w:t>
-      </w:r>
-      <w:r>
-        <w:rPr>
-          <w:b/>
-          <w:bCs/>
-        </w:rPr>
+        <w:t>event-driven</w:t>
+      </w:r>
+      <w:r>
         <w:t xml:space="preserve"> </w:t>
       </w:r>
       <w:r>
-        <w:t>with hotfixes</w:t>
-      </w:r>
-      <w:r>
-        <w:t xml:space="preserve">, which led to a </w:t>
-      </w:r>
-      <w:r>
-        <w:rPr>
-          <w:b/>
-          <w:bCs/>
-        </w:rPr>
-        <w:t>20% decrease in production bugs</w:t>
-      </w:r>
-      <w:r>
-        <w:t>.</w:t>
+        <w:rPr>
+          <w:b/>
+          <w:bCs/>
+        </w:rPr>
+        <w:t>robust Kafka</w:t>
+      </w:r>
+      <w:r>
+        <w:t xml:space="preserve"> data flow for </w:t>
+      </w:r>
+      <w:r>
+        <w:t xml:space="preserve">ING </w:t>
+      </w:r>
+      <w:r>
+        <w:t xml:space="preserve">Bank KYC </w:t>
+      </w:r>
+      <w:r>
+        <w:t>D</w:t>
+      </w:r>
+      <w:r>
+        <w:t xml:space="preserve">igital outreach campaigns, requiring </w:t>
+      </w:r>
+      <w:r>
+        <w:rPr>
+          <w:b/>
+          <w:bCs/>
+        </w:rPr>
+        <w:t>zero maintenance</w:t>
+      </w:r>
+      <w:r>
+        <w:rPr>
+          <w:b/>
+          <w:bCs/>
+        </w:rPr>
+        <w:t xml:space="preserve"> and zero downtime</w:t>
+      </w:r>
+      <w:r>
+        <w:t xml:space="preserve"> over </w:t>
+      </w:r>
+      <w:r>
+        <w:t>years</w:t>
+      </w:r>
+      <w:r>
+        <w:t xml:space="preserve"> due to comprehensive coverage of edge cases, </w:t>
+      </w:r>
+      <w:r>
+        <w:t>and s</w:t>
+      </w:r>
+      <w:r>
+        <w:t xml:space="preserve">uccessfully processed </w:t>
+      </w:r>
+      <w:r>
+        <w:t xml:space="preserve">over </w:t>
+      </w:r>
+      <w:r>
+        <w:rPr>
+          <w:b/>
+          <w:bCs/>
+        </w:rPr>
+        <w:t>1 million</w:t>
+      </w:r>
+      <w:r>
+        <w:t xml:space="preserve"> events per day</w:t>
       </w:r>
     </w:p>
     <w:p>
@@ -1775,88 +2333,93 @@
         <w:ind w:hanging="270"/>
       </w:pPr>
       <w:r>
-        <w:t>Developed</w:t>
+        <w:rPr>
+          <w:b/>
+          <w:bCs/>
+          <w:color w:val="4472C4" w:themeColor="accent1"/>
+        </w:rPr>
+        <w:t>Custom Spring Boot library</w:t>
+      </w:r>
+      <w:r>
+        <w:rPr>
+          <w:color w:val="000000" w:themeColor="text1"/>
+        </w:rPr>
+        <w:t xml:space="preserve"> -</w:t>
+      </w:r>
+      <w:r>
+        <w:rPr>
+          <w:b/>
+          <w:bCs/>
+          <w:color w:val="4472C4" w:themeColor="accent1"/>
+        </w:rPr>
+        <w:t xml:space="preserve"> </w:t>
+      </w:r>
+      <w:r>
+        <w:t xml:space="preserve">Developed and </w:t>
+      </w:r>
+      <w:r>
+        <w:t>deployed</w:t>
       </w:r>
       <w:r>
         <w:t xml:space="preserve"> a </w:t>
       </w:r>
       <w:r>
-        <w:rPr>
-          <w:b/>
-          <w:bCs/>
-        </w:rPr>
-        <w:t>highly scalable and distributed</w:t>
+        <w:t xml:space="preserve">reusable </w:t>
+      </w:r>
+      <w:r>
+        <w:rPr>
+          <w:b/>
+          <w:bCs/>
+        </w:rPr>
+        <w:t>custom Spring Boot library/</w:t>
+      </w:r>
+      <w:r>
+        <w:rPr>
+          <w:b/>
+          <w:bCs/>
+        </w:rPr>
+        <w:t>d</w:t>
+      </w:r>
+      <w:r>
+        <w:rPr>
+          <w:b/>
+          <w:bCs/>
+        </w:rPr>
+        <w:t>ependency</w:t>
       </w:r>
       <w:r>
         <w:t xml:space="preserve"> </w:t>
       </w:r>
       <w:r>
-        <w:rPr>
-          <w:b/>
-          <w:bCs/>
-        </w:rPr>
-        <w:t>event-driven</w:t>
-      </w:r>
-      <w:r>
-        <w:t xml:space="preserve"> </w:t>
-      </w:r>
-      <w:r>
-        <w:rPr>
-          <w:b/>
-          <w:bCs/>
-        </w:rPr>
-        <w:t>robust Kafka</w:t>
-      </w:r>
-      <w:r>
-        <w:t xml:space="preserve"> data flow for </w:t>
-      </w:r>
-      <w:r>
-        <w:t xml:space="preserve">ING </w:t>
-      </w:r>
-      <w:r>
-        <w:t xml:space="preserve">Bank KYC </w:t>
-      </w:r>
-      <w:r>
-        <w:t>D</w:t>
-      </w:r>
-      <w:r>
-        <w:t xml:space="preserve">igital outreach campaigns, requiring </w:t>
-      </w:r>
-      <w:r>
-        <w:rPr>
-          <w:b/>
-          <w:bCs/>
-        </w:rPr>
-        <w:t>zero maintenance</w:t>
-      </w:r>
-      <w:r>
-        <w:rPr>
-          <w:b/>
-          <w:bCs/>
-        </w:rPr>
-        <w:t xml:space="preserve"> and zero downtime</w:t>
-      </w:r>
-      <w:r>
-        <w:t xml:space="preserve"> over </w:t>
-      </w:r>
-      <w:r>
-        <w:t>years</w:t>
-      </w:r>
-      <w:r>
-        <w:t xml:space="preserve"> due to comprehensive coverage of edge cases, </w:t>
-      </w:r>
-      <w:r>
-        <w:t>and s</w:t>
-      </w:r>
-      <w:r>
-        <w:t xml:space="preserve">uccessfully processed </w:t>
-      </w:r>
-      <w:r>
-        <w:rPr>
-          <w:b/>
-          <w:bCs/>
-        </w:rPr>
-        <w:t>over 1 million events per day</w:t>
+        <w:t>using CI</w:t>
+      </w:r>
+      <w:r>
+        <w:t>/</w:t>
+      </w:r>
+      <w:r>
+        <w:t xml:space="preserve">CD </w:t>
+      </w:r>
+      <w:r>
+        <w:t xml:space="preserve">to </w:t>
+      </w:r>
+      <w:r>
+        <w:t xml:space="preserve">Azure Artifact, </w:t>
+      </w:r>
+      <w:r>
+        <w:t>that streamlined common functionalities, reducing development time by 40%</w:t>
+      </w:r>
+      <w:r>
+        <w:t xml:space="preserve"> and getting </w:t>
+      </w:r>
+      <w:r>
+        <w:rPr>
+          <w:b/>
+          <w:bCs/>
+        </w:rPr>
+        <w:t>used in 10+</w:t>
+      </w:r>
+      <w:r>
+        <w:t xml:space="preserve"> projects seamlessly.</w:t>
       </w:r>
     </w:p>
     <w:p>
@@ -1868,135 +2431,84 @@
         <w:ind w:hanging="270"/>
       </w:pPr>
       <w:r>
-        <w:rPr>
-          <w:b/>
-          <w:bCs/>
-          <w:color w:val="4472C4" w:themeColor="accent1"/>
-        </w:rPr>
-        <w:t>Custom Spring Boot library</w:t>
-      </w:r>
-      <w:r>
-        <w:rPr>
-          <w:color w:val="000000" w:themeColor="text1"/>
-        </w:rPr>
-        <w:t xml:space="preserve"> -</w:t>
-      </w:r>
-      <w:r>
-        <w:rPr>
-          <w:b/>
-          <w:bCs/>
-          <w:color w:val="4472C4" w:themeColor="accent1"/>
-        </w:rPr>
-        <w:t xml:space="preserve"> </w:t>
-      </w:r>
-      <w:r>
-        <w:t xml:space="preserve">Developed and </w:t>
-      </w:r>
-      <w:r>
-        <w:t>deployed</w:t>
-      </w:r>
-      <w:r>
-        <w:t xml:space="preserve"> a </w:t>
-      </w:r>
-      <w:r>
-        <w:t xml:space="preserve">reusable </w:t>
-      </w:r>
-      <w:r>
-        <w:rPr>
-          <w:b/>
-          <w:bCs/>
-        </w:rPr>
-        <w:t>custom Spring Boot library/</w:t>
-      </w:r>
-      <w:r>
-        <w:rPr>
-          <w:b/>
-          <w:bCs/>
-        </w:rPr>
-        <w:t>d</w:t>
-      </w:r>
-      <w:r>
-        <w:rPr>
-          <w:b/>
-          <w:bCs/>
-        </w:rPr>
-        <w:t>ependency</w:t>
-      </w:r>
-      <w:r>
-        <w:t xml:space="preserve"> </w:t>
-      </w:r>
-      <w:r>
-        <w:t>using CI</w:t>
-      </w:r>
-      <w:r>
-        <w:t>/</w:t>
-      </w:r>
-      <w:r>
-        <w:t xml:space="preserve">CD </w:t>
-      </w:r>
-      <w:r>
-        <w:t xml:space="preserve">to </w:t>
-      </w:r>
-      <w:r>
-        <w:t xml:space="preserve">Azure Artifact, </w:t>
-      </w:r>
-      <w:r>
-        <w:t>that streamlined common functionalities, reducing development time by 40%</w:t>
-      </w:r>
-      <w:r>
-        <w:t xml:space="preserve"> and getting </w:t>
-      </w:r>
-      <w:r>
-        <w:rPr>
-          <w:b/>
-          <w:bCs/>
-        </w:rPr>
-        <w:t>used in 10+</w:t>
-      </w:r>
-      <w:r>
-        <w:t xml:space="preserve"> projects seamlessly.</w:t>
-      </w:r>
-    </w:p>
-    <w:p>
-      <w:pPr>
-        <w:numPr>
-          <w:ilvl w:val="0"/>
-          <w:numId w:val="2"/>
-        </w:numPr>
-        <w:spacing w:after="0" w:line="240" w:lineRule="auto"/>
-        <w:ind w:hanging="270"/>
-        <w:jc w:val="both"/>
-      </w:pPr>
-      <w:r>
-        <w:rPr>
-          <w:b/>
-          <w:bCs/>
-        </w:rPr>
-        <w:t>Tech Tools</w:t>
-      </w:r>
-      <w:r>
-        <w:t xml:space="preserve">: </w:t>
-      </w:r>
-      <w:r>
-        <w:t>Microservices</w:t>
-      </w:r>
-      <w:r>
-        <w:t>,</w:t>
-      </w:r>
-      <w:r>
-        <w:t xml:space="preserve"> </w:t>
-      </w:r>
-      <w:r>
-        <w:t>Kafka,</w:t>
-      </w:r>
-      <w:r>
-        <w:t xml:space="preserve"> </w:t>
-      </w:r>
-      <w:r>
-        <w:t>Stream API, ELK, Azure Pipeline, AWS Cloud</w:t>
-      </w:r>
-      <w:r>
-        <w:t>Front, MySQL, Grafana, S3, Azure DevOps,</w:t>
+        <w:t xml:space="preserve">Developed a modular </w:t>
+      </w:r>
+      <w:r>
+        <w:rPr>
+          <w:b/>
+          <w:bCs/>
+        </w:rPr>
+        <w:t>CI/CD pipeline template</w:t>
+      </w:r>
+      <w:r>
+        <w:t xml:space="preserve"> adopted across </w:t>
+      </w:r>
+      <w:r>
+        <w:rPr>
+          <w:b/>
+          <w:bCs/>
+        </w:rPr>
+        <w:t>25</w:t>
+      </w:r>
+      <w:r>
+        <w:rPr>
+          <w:b/>
+          <w:bCs/>
+        </w:rPr>
+        <w:t>+ internal teams</w:t>
+      </w:r>
+      <w:r>
+        <w:t xml:space="preserve">, enabling </w:t>
+      </w:r>
+      <w:r>
+        <w:rPr>
+          <w:b/>
+          <w:bCs/>
+        </w:rPr>
+        <w:t>automated post-deployment checks</w:t>
+      </w:r>
+      <w:r>
+        <w:t xml:space="preserve"> including API performance monitoring, </w:t>
+      </w:r>
+      <w:r>
+        <w:rPr>
+          <w:b/>
+          <w:bCs/>
+        </w:rPr>
+        <w:t>regression testing</w:t>
+      </w:r>
+      <w:r>
+        <w:t xml:space="preserve">, and integration validation. Enhanced the pipeline with </w:t>
+      </w:r>
+      <w:r>
+        <w:rPr>
+          <w:b/>
+          <w:bCs/>
+        </w:rPr>
+        <w:t>security scanning</w:t>
+      </w:r>
+      <w:r>
+        <w:t>, load testing, and real-time alerting</w:t>
+      </w:r>
+      <w:r>
+        <w:rPr>
+          <w:b/>
+          <w:bCs/>
+        </w:rPr>
+        <w:t>, reducing post-release issues</w:t>
+      </w:r>
+      <w:r>
+        <w:t xml:space="preserve"> by 40% and cutting </w:t>
+      </w:r>
+      <w:r>
+        <w:rPr>
+          <w:b/>
+          <w:bCs/>
+        </w:rPr>
+        <w:t>onboarding time for new services by 60</w:t>
+      </w:r>
+      <w:r>
+        <w:t>%</w:t>
       </w:r>
     </w:p>
     <w:p>
@@ -2170,7 +2682,7 @@
           </mc:Choice>
           <mc:Fallback>
             <w:pict>
-              <v:group w14:anchorId="4B537574" id="Group 30" o:spid="_x0000_s1026" style="width:586.75pt;height:.55pt;mso-position-horizontal-relative:char;mso-position-vertical-relative:line" coordsize="68968,60" o:gfxdata="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">
+              <v:group w14:anchorId="7D54DDF7" id="Group 30" o:spid="_x0000_s1026" style="width:586.75pt;height:.55pt;mso-position-horizontal-relative:char;mso-position-vertical-relative:line" coordsize="68968,60" o:gfxdata="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">
                 <v:shape id="Shape 3222" o:spid="_x0000_s1027" style="position:absolute;width:68968;height:91;visibility:visible;mso-wrap-style:square;v-text-anchor:top" coordsize="6896862,9144" o:gfxdata="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" path="m,l6896862,r,9144l,9144,,e" fillcolor="black" stroked="f" strokeweight="0">
                   <v:stroke miterlimit="83231f" joinstyle="miter"/>
                   <v:path arrowok="t" o:connecttype="custom" o:connectlocs="0,0;68968,0;68968,91;0,91;0,0" o:connectangles="0,0,0,0,0" textboxrect="0,0,6896862,9144"/>
@@ -2222,10 +2734,6 @@
         <w:t xml:space="preserve">: </w:t>
       </w:r>
       <w:r>
-        <w:rPr>
-          <w:i/>
-          <w:iCs/>
-        </w:rPr>
         <w:t>5</w:t>
       </w:r>
       <w:r>
@@ -2304,6 +2812,7 @@
         </w:rPr>
         <w:t xml:space="preserve">: </w:t>
       </w:r>
+      <w:proofErr w:type="gramStart"/>
       <w:r>
         <w:rPr>
           <w:b w:val="0"/>
@@ -2313,7 +2822,7 @@
           <w:sz w:val="18"/>
           <w:szCs w:val="18"/>
         </w:rPr>
-        <w:t>Angular, Microservices</w:t>
+        <w:t>Angular,</w:t>
       </w:r>
       <w:r>
         <w:rPr>
@@ -2322,7 +2831,17 @@
           <w:sz w:val="18"/>
           <w:szCs w:val="18"/>
         </w:rPr>
-        <w:t xml:space="preserve">, </w:t>
+        <w:t>,</w:t>
+      </w:r>
+      <w:proofErr w:type="gramEnd"/>
+      <w:r>
+        <w:rPr>
+          <w:b w:val="0"/>
+          <w:iCs/>
+          <w:sz w:val="18"/>
+          <w:szCs w:val="18"/>
+        </w:rPr>
+        <w:t xml:space="preserve"> </w:t>
       </w:r>
       <w:r>
         <w:rPr>
@@ -2367,7 +2886,34 @@
           <w:sz w:val="18"/>
           <w:szCs w:val="18"/>
         </w:rPr>
-        <w:t xml:space="preserve">                       </w:t>
+        <w:t xml:space="preserve">                      </w:t>
+      </w:r>
+      <w:r>
+        <w:rPr>
+          <w:b w:val="0"/>
+          <w:iCs/>
+          <w:sz w:val="18"/>
+          <w:szCs w:val="18"/>
+        </w:rPr>
+        <w:t xml:space="preserve">                   </w:t>
+      </w:r>
+      <w:r>
+        <w:rPr>
+          <w:b w:val="0"/>
+          <w:iCs/>
+          <w:sz w:val="18"/>
+          <w:szCs w:val="18"/>
+        </w:rPr>
+        <w:t xml:space="preserve">                               </w:t>
+      </w:r>
+      <w:r>
+        <w:rPr>
+          <w:b w:val="0"/>
+          <w:iCs/>
+          <w:sz w:val="18"/>
+          <w:szCs w:val="18"/>
+        </w:rPr>
+        <w:t xml:space="preserve"> </w:t>
       </w:r>
       <w:r>
         <w:rPr>
@@ -2380,6 +2926,7 @@
         </w:rPr>
         <w:t>GitHub/</w:t>
       </w:r>
+      <w:proofErr w:type="spellStart"/>
       <w:r>
         <w:rPr>
           <w:b w:val="0"/>
@@ -2391,6 +2938,7 @@
         </w:rPr>
         <w:t>retailbank</w:t>
       </w:r>
+      <w:proofErr w:type="spellEnd"/>
       <w:r>
         <w:rPr>
           <w:b w:val="0"/>
@@ -2404,28 +2952,6 @@
           <w:iCs/>
         </w:rPr>
         <w:t xml:space="preserve">   </w:t>
-      </w:r>
-    </w:p>
-    <w:p>
-      <w:pPr>
-        <w:numPr>
-          <w:ilvl w:val="0"/>
-          <w:numId w:val="5"/>
-        </w:numPr>
-        <w:ind w:hanging="270"/>
-        <w:jc w:val="both"/>
-      </w:pPr>
-      <w:r>
-        <w:t xml:space="preserve">Microservices based application having built using Angular, Spring boot having feature of live chat using websocket, JWT token-based authentication and </w:t>
-      </w:r>
-      <w:r>
-        <w:t>authorization</w:t>
-      </w:r>
-      <w:r>
-        <w:t>.</w:t>
-      </w:r>
-      <w:r>
-        <w:t xml:space="preserve">  </w:t>
       </w:r>
     </w:p>
     <w:p>
@@ -2458,10 +2984,6 @@
         <w:t xml:space="preserve">: </w:t>
       </w:r>
       <w:r>
-        <w:rPr>
-          <w:i/>
-          <w:iCs/>
-        </w:rPr>
         <w:t>3</w:t>
       </w:r>
       <w:r>
@@ -2571,16 +3093,38 @@
           <w:sz w:val="18"/>
           <w:szCs w:val="18"/>
         </w:rPr>
-        <w:t>Spring Cloud,</w:t>
+        <w:t xml:space="preserve">Spring </w:t>
+      </w:r>
+      <w:proofErr w:type="gramStart"/>
+      <w:r>
+        <w:rPr>
+          <w:b w:val="0"/>
+          <w:bCs/>
+          <w:i/>
+          <w:iCs/>
+          <w:sz w:val="18"/>
+          <w:szCs w:val="18"/>
+        </w:rPr>
+        <w:t>Cloud,</w:t>
       </w:r>
       <w:r>
         <w:t xml:space="preserve">  </w:t>
       </w:r>
       <w:r>
-        <w:t xml:space="preserve">                                 </w:t>
+        <w:t xml:space="preserve"> </w:t>
+      </w:r>
+      <w:proofErr w:type="gramEnd"/>
+      <w:r>
+        <w:t xml:space="preserve">                              </w:t>
       </w:r>
       <w:r>
         <w:t xml:space="preserve">                                           </w:t>
+      </w:r>
+      <w:r>
+        <w:t xml:space="preserve">  </w:t>
+      </w:r>
+      <w:r>
+        <w:t xml:space="preserve"> </w:t>
       </w:r>
       <w:hyperlink r:id="rId10" w:history="1">
         <w:r>
@@ -2591,8 +3135,20 @@
             <w:sz w:val="18"/>
             <w:szCs w:val="18"/>
           </w:rPr>
-          <w:t>GitHub/retailbank</w:t>
+          <w:t>GitHub/</w:t>
         </w:r>
+        <w:proofErr w:type="spellStart"/>
+        <w:r>
+          <w:rPr>
+            <w:rStyle w:val="Hyperlink"/>
+            <w:b w:val="0"/>
+            <w:bCs/>
+            <w:sz w:val="18"/>
+            <w:szCs w:val="18"/>
+          </w:rPr>
+          <w:t>retailbank</w:t>
+        </w:r>
+        <w:proofErr w:type="spellEnd"/>
       </w:hyperlink>
       <w:r>
         <w:t xml:space="preserve">     </w:t>
@@ -2610,13 +3166,15 @@
         <w:ind w:hanging="270"/>
       </w:pPr>
       <w:r>
-        <w:t xml:space="preserve">This software increased </w:t>
-      </w:r>
-      <w:r>
-        <w:rPr>
-          <w:b/>
-          <w:bCs/>
-        </w:rPr>
+        <w:t>Role-based access control</w:t>
+      </w:r>
+      <w:r>
+        <w:t xml:space="preserve">, </w:t>
+      </w:r>
+      <w:r>
+        <w:t xml:space="preserve">increased </w:t>
+      </w:r>
+      <w:r>
         <w:t>productivity by 50%</w:t>
       </w:r>
       <w:r>
@@ -2654,44 +3212,218 @@
         <w:ind w:hanging="270"/>
       </w:pPr>
       <w:r>
-        <w:t>It has Role- based access control (RBAC): SuperAdmin, Admin, Employees, Distributor &amp; Users. (60% my contribution)</w:t>
+        <w:t>Features:</w:t>
+      </w:r>
+      <w:r>
+        <w:t xml:space="preserve"> Wallet system, </w:t>
+      </w:r>
+      <w:r>
+        <w:rPr>
+          <w:b/>
+          <w:bCs/>
+        </w:rPr>
+        <w:t>payment gateway</w:t>
+      </w:r>
+      <w:r>
+        <w:t xml:space="preserve"> integration, Invoice, Multi-step &amp; highly customized more than 20 </w:t>
+      </w:r>
+      <w:r>
+        <w:t>s</w:t>
+      </w:r>
+      <w:r>
+        <w:t>ervices</w:t>
+      </w:r>
+      <w:r>
+        <w:t xml:space="preserve"> application</w:t>
+      </w:r>
+      <w:r>
+        <w:t xml:space="preserve"> forms,</w:t>
       </w:r>
     </w:p>
     <w:p>
       <w:pPr>
-        <w:numPr>
-          <w:ilvl w:val="0"/>
-          <w:numId w:val="6"/>
-        </w:numPr>
-        <w:ind w:hanging="270"/>
-      </w:pPr>
-      <w:r>
-        <w:t>Features:</w:t>
-      </w:r>
-      <w:r>
-        <w:t xml:space="preserve"> Wallet system, </w:t>
-      </w:r>
-      <w:r>
-        <w:rPr>
-          <w:b/>
-          <w:bCs/>
-        </w:rPr>
-        <w:t>payment gateway</w:t>
-      </w:r>
-      <w:r>
-        <w:t xml:space="preserve"> integration, Invoice, Multi-step &amp; highly customized more than 20 </w:t>
-      </w:r>
-      <w:r>
-        <w:t>s</w:t>
-      </w:r>
-      <w:r>
-        <w:t>ervices</w:t>
-      </w:r>
-      <w:r>
-        <w:t xml:space="preserve"> application</w:t>
-      </w:r>
-      <w:r>
-        <w:t xml:space="preserve"> forms,</w:t>
+        <w:pStyle w:val="Heading1"/>
+        <w:spacing w:after="37"/>
+        <w:ind w:left="-5"/>
+        <w:jc w:val="both"/>
+      </w:pPr>
+      <w:r>
+        <w:t>Movie</w:t>
+      </w:r>
+      <w:r>
+        <w:t xml:space="preserve"> </w:t>
+      </w:r>
+      <w:r>
+        <w:t>Booking</w:t>
+      </w:r>
+      <w:r>
+        <w:t xml:space="preserve"> | </w:t>
+      </w:r>
+      <w:r>
+        <w:rPr>
+          <w:color w:val="5B9BD5" w:themeColor="accent5"/>
+          <w:sz w:val="14"/>
+          <w:szCs w:val="14"/>
+        </w:rPr>
+        <w:t>Individual</w:t>
+      </w:r>
+      <w:r>
+        <w:t xml:space="preserve"> </w:t>
+      </w:r>
+      <w:r>
+        <w:rPr>
+          <w:szCs w:val="20"/>
+        </w:rPr>
+        <w:t>|</w:t>
+      </w:r>
+      <w:r>
+        <w:rPr>
+          <w:b w:val="0"/>
+          <w:bCs/>
+          <w:i/>
+          <w:iCs/>
+          <w:szCs w:val="20"/>
+        </w:rPr>
+        <w:t xml:space="preserve"> </w:t>
+      </w:r>
+      <w:r>
+        <w:rPr>
+          <w:color w:val="5B9BD5" w:themeColor="accent5"/>
+          <w:sz w:val="16"/>
+          <w:szCs w:val="16"/>
+        </w:rPr>
+        <w:t>Tech</w:t>
+      </w:r>
+      <w:r>
+        <w:rPr>
+          <w:b w:val="0"/>
+          <w:bCs/>
+          <w:i/>
+          <w:iCs/>
+          <w:szCs w:val="20"/>
+        </w:rPr>
+        <w:t xml:space="preserve">: </w:t>
+      </w:r>
+      <w:r>
+        <w:rPr>
+          <w:b w:val="0"/>
+          <w:bCs/>
+          <w:i/>
+          <w:iCs/>
+          <w:sz w:val="18"/>
+          <w:szCs w:val="18"/>
+        </w:rPr>
+        <w:t>Angular</w:t>
+      </w:r>
+      <w:r>
+        <w:rPr>
+          <w:b w:val="0"/>
+          <w:iCs/>
+          <w:sz w:val="18"/>
+          <w:szCs w:val="18"/>
+        </w:rPr>
+        <w:t xml:space="preserve">, </w:t>
+      </w:r>
+      <w:r>
+        <w:rPr>
+          <w:b w:val="0"/>
+          <w:i/>
+          <w:sz w:val="18"/>
+          <w:szCs w:val="18"/>
+        </w:rPr>
+        <w:t>HTTP Client</w:t>
+      </w:r>
+      <w:r>
+        <w:rPr>
+          <w:b w:val="0"/>
+          <w:iCs/>
+          <w:sz w:val="18"/>
+          <w:szCs w:val="18"/>
+        </w:rPr>
+        <w:t xml:space="preserve">, </w:t>
+      </w:r>
+      <w:r>
+        <w:rPr>
+          <w:b w:val="0"/>
+          <w:i/>
+          <w:sz w:val="18"/>
+          <w:szCs w:val="18"/>
+        </w:rPr>
+        <w:t>Spring Security, GitHub Action</w:t>
+      </w:r>
+      <w:r>
+        <w:rPr>
+          <w:b w:val="0"/>
+          <w:iCs/>
+          <w:sz w:val="18"/>
+          <w:szCs w:val="18"/>
+        </w:rPr>
+        <w:t xml:space="preserve">                           </w:t>
+      </w:r>
+      <w:r>
+        <w:rPr>
+          <w:b w:val="0"/>
+          <w:iCs/>
+          <w:sz w:val="18"/>
+          <w:szCs w:val="18"/>
+        </w:rPr>
+        <w:t xml:space="preserve">                                        </w:t>
+      </w:r>
+      <w:r>
+        <w:rPr>
+          <w:b w:val="0"/>
+          <w:iCs/>
+          <w:sz w:val="18"/>
+          <w:szCs w:val="18"/>
+        </w:rPr>
+        <w:t xml:space="preserve"> </w:t>
+      </w:r>
+      <w:r>
+        <w:rPr>
+          <w:b w:val="0"/>
+          <w:iCs/>
+          <w:sz w:val="18"/>
+          <w:szCs w:val="18"/>
+        </w:rPr>
+        <w:t xml:space="preserve">                </w:t>
+      </w:r>
+      <w:r>
+        <w:rPr>
+          <w:b w:val="0"/>
+          <w:bCs/>
+          <w:color w:val="0563C1"/>
+          <w:sz w:val="18"/>
+          <w:szCs w:val="18"/>
+          <w:u w:val="single" w:color="0563C1"/>
+        </w:rPr>
+        <w:t>GitHub/</w:t>
+      </w:r>
+      <w:proofErr w:type="spellStart"/>
+      <w:r>
+        <w:rPr>
+          <w:b w:val="0"/>
+          <w:bCs/>
+          <w:color w:val="0563C1"/>
+          <w:sz w:val="18"/>
+          <w:szCs w:val="18"/>
+          <w:u w:val="single" w:color="0563C1"/>
+        </w:rPr>
+        <w:t>retailbank</w:t>
+      </w:r>
+      <w:proofErr w:type="spellEnd"/>
+      <w:r>
+        <w:rPr>
+          <w:b w:val="0"/>
+          <w:iCs/>
+        </w:rPr>
+        <w:t xml:space="preserve">  </w:t>
+      </w:r>
+      <w:r>
+        <w:rPr>
+          <w:b w:val="0"/>
+          <w:iCs/>
+        </w:rPr>
+        <w:t xml:space="preserve">   </w:t>
       </w:r>
     </w:p>
     <w:p>
@@ -2906,7 +3638,7 @@
           </mc:Choice>
           <mc:Fallback>
             <w:pict>
-              <v:group w14:anchorId="7336635E" id="Group 24" o:spid="_x0000_s1026" style="width:586.75pt;height:.55pt;mso-position-horizontal-relative:char;mso-position-vertical-relative:line" coordsize="68968,60" o:gfxdata="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">
+              <v:group w14:anchorId="482D63A0" id="Group 24" o:spid="_x0000_s1026" style="width:586.75pt;height:.55pt;mso-position-horizontal-relative:char;mso-position-vertical-relative:line" coordsize="68968,60" o:gfxdata="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">
                 <v:shape id="Shape 3222" o:spid="_x0000_s1027" style="position:absolute;width:68968;height:91;visibility:visible;mso-wrap-style:square;v-text-anchor:top" coordsize="6896862,9144" o:gfxdata="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" path="m,l6896862,r,9144l,9144,,e" fillcolor="black" stroked="f" strokeweight="0">
                   <v:stroke miterlimit="83231f" joinstyle="miter"/>
                   <v:path arrowok="t" o:connecttype="custom" o:connectlocs="0,0;68968,0;68968,91;0,91;0,0" o:connectangles="0,0,0,0,0" textboxrect="0,0,6896862,9144"/>
@@ -3120,132 +3852,6 @@
       </w:r>
       <w:r>
         <w:t xml:space="preserve"> </w:t>
-      </w:r>
-    </w:p>
-    <w:p>
-      <w:pPr>
-        <w:pStyle w:val="ListParagraph"/>
-        <w:numPr>
-          <w:ilvl w:val="0"/>
-          <w:numId w:val="16"/>
-        </w:numPr>
-      </w:pPr>
-      <w:r>
-        <w:rPr>
-          <w:b/>
-          <w:bCs/>
-        </w:rPr>
-        <w:t>Udemy</w:t>
-      </w:r>
-      <w:r>
-        <w:t xml:space="preserve">: </w:t>
-      </w:r>
-      <w:r>
-        <w:t xml:space="preserve">Reactive Redis Masterclass </w:t>
-      </w:r>
-      <w:r>
-        <w:t>for</w:t>
-      </w:r>
-      <w:r>
-        <w:t xml:space="preserve"> Java Spring Boot Developers</w:t>
-      </w:r>
-      <w:r>
-        <w:t>, Jenkins Advance, Kaka masterclass, System design</w:t>
-      </w:r>
-    </w:p>
-    <w:p>
-      <w:pPr>
-        <w:pStyle w:val="Heading1"/>
-        <w:spacing w:after="37"/>
-        <w:ind w:left="0" w:firstLine="0"/>
-        <w:jc w:val="both"/>
-        <w:rPr>
-          <w:b w:val="0"/>
-          <w:bCs/>
-        </w:rPr>
-      </w:pPr>
-      <w:r>
-        <w:t>ING Hackathon-Beyond Delivery</w:t>
-      </w:r>
-      <w:r>
-        <w:t xml:space="preserve">: </w:t>
-      </w:r>
-      <w:r>
-        <w:rPr>
-          <w:b w:val="0"/>
-          <w:bCs/>
-        </w:rPr>
-        <w:t xml:space="preserve">Innovative </w:t>
-      </w:r>
-      <w:r>
-        <w:rPr>
-          <w:b w:val="0"/>
-          <w:bCs/>
-        </w:rPr>
-        <w:t xml:space="preserve">GenAI </w:t>
-      </w:r>
-      <w:r>
-        <w:rPr>
-          <w:b w:val="0"/>
-          <w:bCs/>
-        </w:rPr>
-        <w:t>Idea for</w:t>
-      </w:r>
-      <w:r>
-        <w:rPr>
-          <w:b w:val="0"/>
-          <w:bCs/>
-        </w:rPr>
-        <w:t xml:space="preserve"> KYC </w:t>
-      </w:r>
-    </w:p>
-    <w:p>
-      <w:pPr>
-        <w:pStyle w:val="Heading1"/>
-        <w:spacing w:after="37"/>
-        <w:ind w:left="0" w:firstLine="0"/>
-        <w:jc w:val="both"/>
-        <w:rPr>
-          <w:b w:val="0"/>
-          <w:bCs/>
-        </w:rPr>
-      </w:pPr>
-      <w:r>
-        <w:t xml:space="preserve">ING Hackathon-Beyond </w:t>
-      </w:r>
-      <w:r>
-        <w:t>Delivery</w:t>
-      </w:r>
-      <w:r>
-        <w:t xml:space="preserve">: </w:t>
-      </w:r>
-      <w:r>
-        <w:rPr>
-          <w:b w:val="0"/>
-          <w:bCs/>
-        </w:rPr>
-        <w:t xml:space="preserve">Innovative </w:t>
-      </w:r>
-      <w:r>
-        <w:rPr>
-          <w:b w:val="0"/>
-          <w:bCs/>
-        </w:rPr>
-        <w:t xml:space="preserve">GenAI </w:t>
-      </w:r>
-      <w:r>
-        <w:rPr>
-          <w:b w:val="0"/>
-          <w:bCs/>
-        </w:rPr>
-        <w:t>Idea for</w:t>
-      </w:r>
-      <w:r>
-        <w:rPr>
-          <w:b w:val="0"/>
-          <w:bCs/>
-        </w:rPr>
-        <w:t xml:space="preserve"> KYC </w:t>
       </w:r>
     </w:p>
     <w:p>
@@ -3411,7 +4017,7 @@
           </mc:Choice>
           <mc:Fallback>
             <w:pict>
-              <v:group w14:anchorId="55EDEB2E" id="Group 830545170" o:spid="_x0000_s1026" style="width:586.75pt;height:.55pt;mso-position-horizontal-relative:char;mso-position-vertical-relative:line" coordsize="68968,60" o:gfxdata="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">
+              <v:group w14:anchorId="54323E50" id="Group 830545170" o:spid="_x0000_s1026" style="width:586.75pt;height:.55pt;mso-position-horizontal-relative:char;mso-position-vertical-relative:line" coordsize="68968,60" o:gfxdata="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">
                 <v:shape id="Shape 3222" o:spid="_x0000_s1027" style="position:absolute;width:68968;height:91;visibility:visible;mso-wrap-style:square;v-text-anchor:top" coordsize="6896862,9144" o:gfxdata="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" path="m,l6896862,r,9144l,9144,,e" fillcolor="black" stroked="f" strokeweight="0">
                   <v:stroke miterlimit="83231f" joinstyle="miter"/>
                   <v:path arrowok="t" o:connecttype="custom" o:connectlocs="0,0;68968,0;68968,91;0,91;0,0" o:connectangles="0,0,0,0,0" textboxrect="0,0,6896862,9144"/>
@@ -3429,11 +4035,52 @@
         <w:spacing w:after="37"/>
         <w:ind w:left="0" w:firstLine="0"/>
         <w:jc w:val="both"/>
+      </w:pPr>
+      <w:r>
+        <w:t>•</w:t>
+      </w:r>
+      <w:r>
+        <w:t xml:space="preserve"> </w:t>
+      </w:r>
+      <w:r>
+        <w:t>Star Performer of</w:t>
+      </w:r>
+      <w:r>
+        <w:t xml:space="preserve"> </w:t>
+      </w:r>
+      <w:r>
+        <w:t>m</w:t>
+      </w:r>
+      <w:r>
+        <w:t>onth</w:t>
+      </w:r>
+      <w:r>
+        <w:t xml:space="preserve"> •</w:t>
+      </w:r>
+      <w:r>
+        <w:t xml:space="preserve"> </w:t>
+      </w:r>
+      <w:r>
         <w:rPr>
           <w:b w:val="0"/>
           <w:bCs/>
         </w:rPr>
-      </w:pPr>
+        <w:t xml:space="preserve">Security </w:t>
+      </w:r>
+      <w:r>
+        <w:rPr>
+          <w:b w:val="0"/>
+          <w:bCs/>
+        </w:rPr>
+        <w:t>Champion</w:t>
+      </w:r>
+      <w:r>
+        <w:rPr>
+          <w:b w:val="0"/>
+          <w:bCs/>
+        </w:rPr>
+        <w:t xml:space="preserve"> </w:t>
+      </w:r>
       <w:r>
         <w:t>•</w:t>
       </w:r>
@@ -3441,100 +4088,144 @@
         <w:t xml:space="preserve"> </w:t>
       </w:r>
       <w:r>
-        <w:t>Star Performer of</w:t>
-      </w:r>
-      <w:r>
+        <w:t>Git Master</w:t>
+      </w:r>
+      <w:r>
+        <w:rPr>
+          <w:b w:val="0"/>
+          <w:bCs/>
+        </w:rPr>
+        <w:t xml:space="preserve">   </w:t>
+      </w:r>
+      <w:r>
+        <w:rPr>
+          <w:b w:val="0"/>
+          <w:bCs/>
+        </w:rPr>
         <w:t xml:space="preserve"> </w:t>
       </w:r>
       <w:r>
-        <w:t>m</w:t>
-      </w:r>
-      <w:r>
-        <w:t>onth</w:t>
-      </w:r>
-      <w:r>
-        <w:t xml:space="preserve">  •</w:t>
+        <w:t>•</w:t>
       </w:r>
       <w:r>
         <w:t xml:space="preserve"> </w:t>
       </w:r>
+      <w:proofErr w:type="spellStart"/>
       <w:r>
         <w:rPr>
           <w:b w:val="0"/>
           <w:bCs/>
         </w:rPr>
-        <w:t>Security Champion</w:t>
+        <w:t>GenC</w:t>
+      </w:r>
+      <w:proofErr w:type="spellEnd"/>
+      <w:r>
+        <w:rPr>
+          <w:b w:val="0"/>
+          <w:bCs/>
+        </w:rPr>
+        <w:t xml:space="preserve"> honour </w:t>
+      </w:r>
+      <w:r>
+        <w:rPr>
+          <w:b w:val="0"/>
+          <w:bCs/>
+        </w:rPr>
+        <w:t xml:space="preserve">        </w:t>
+      </w:r>
+      <w:r>
+        <w:t>•</w:t>
       </w:r>
       <w:r>
         <w:t xml:space="preserve"> </w:t>
       </w:r>
       <w:r>
-        <w:t>•</w:t>
-      </w:r>
-      <w:r>
+        <w:rPr>
+          <w:b w:val="0"/>
+          <w:bCs/>
+        </w:rPr>
+        <w:t>Consecutively</w:t>
+      </w:r>
+      <w:r>
+        <w:rPr>
+          <w:b w:val="0"/>
+          <w:bCs/>
+        </w:rPr>
         <w:t xml:space="preserve"> </w:t>
       </w:r>
       <w:r>
-        <w:t>Git Master</w:t>
-      </w:r>
-      <w:r>
+        <w:t>3-time</w:t>
+      </w:r>
+      <w:r>
+        <w:t xml:space="preserve"> </w:t>
+      </w:r>
+      <w:r>
+        <w:t xml:space="preserve">Outstanding Performance </w:t>
+      </w:r>
+      <w:r>
+        <w:t>award</w:t>
+      </w:r>
+    </w:p>
+    <w:p>
+      <w:pPr>
+        <w:pStyle w:val="Heading1"/>
+        <w:spacing w:after="37"/>
+        <w:ind w:left="0" w:firstLine="0"/>
+        <w:jc w:val="both"/>
         <w:rPr>
           <w:b w:val="0"/>
           <w:bCs/>
         </w:rPr>
-        <w:t xml:space="preserve">, </w:t>
-      </w:r>
-      <w:r>
-        <w:t>•</w:t>
-      </w:r>
-      <w:r>
-        <w:t xml:space="preserve"> </w:t>
+      </w:pPr>
+      <w:r>
+        <w:t xml:space="preserve">WINNER of </w:t>
+      </w:r>
+      <w:r>
+        <w:t xml:space="preserve">ING </w:t>
+      </w:r>
+      <w:r>
+        <w:t xml:space="preserve">KYC </w:t>
+      </w:r>
+      <w:r>
+        <w:t>Hackathon-Beyond Delivery</w:t>
+      </w:r>
+      <w:r>
+        <w:t xml:space="preserve">: </w:t>
       </w:r>
       <w:r>
         <w:rPr>
           <w:b w:val="0"/>
           <w:bCs/>
         </w:rPr>
-        <w:t xml:space="preserve">GenC honour </w:t>
+        <w:t xml:space="preserve">Innovative </w:t>
       </w:r>
       <w:r>
         <w:rPr>
           <w:b w:val="0"/>
           <w:bCs/>
         </w:rPr>
-        <w:t xml:space="preserve">        </w:t>
-      </w:r>
-      <w:r>
-        <w:t>•</w:t>
-      </w:r>
-      <w:r>
-        <w:t xml:space="preserve"> </w:t>
+        <w:t xml:space="preserve">GenAI </w:t>
       </w:r>
       <w:r>
         <w:rPr>
           <w:b w:val="0"/>
           <w:bCs/>
         </w:rPr>
-        <w:t>Consecutively</w:t>
+        <w:t>Idea for</w:t>
       </w:r>
       <w:r>
         <w:rPr>
           <w:b w:val="0"/>
           <w:bCs/>
         </w:rPr>
-        <w:t xml:space="preserve"> </w:t>
-      </w:r>
-      <w:r>
-        <w:t>3-time</w:t>
-      </w:r>
-      <w:r>
-        <w:t xml:space="preserve"> </w:t>
-      </w:r>
-      <w:r>
-        <w:t xml:space="preserve">Outstanding Performance </w:t>
-      </w:r>
-      <w:r>
-        <w:t>award</w:t>
+        <w:t xml:space="preserve"> KYC </w:t>
+      </w:r>
+      <w:r>
+        <w:rPr>
+          <w:b w:val="0"/>
+          <w:bCs/>
+        </w:rPr>
+        <w:t>onboarding flows</w:t>
       </w:r>
     </w:p>
     <w:p>
@@ -3704,7 +4395,7 @@
           </mc:Choice>
           <mc:Fallback>
             <w:pict>
-              <v:group w14:anchorId="384A8B29" id="Group 22" o:spid="_x0000_s1026" style="width:586.75pt;height:.55pt;mso-position-horizontal-relative:char;mso-position-vertical-relative:line" coordsize="68968,60" o:gfxdata="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">
+              <v:group w14:anchorId="029DA7A8" id="Group 22" o:spid="_x0000_s1026" style="width:586.75pt;height:.55pt;mso-position-horizontal-relative:char;mso-position-vertical-relative:line" coordsize="68968,60" o:gfxdata="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">
                 <v:shape id="Shape 3222" o:spid="_x0000_s1027" style="position:absolute;width:68968;height:91;visibility:visible;mso-wrap-style:square;v-text-anchor:top" coordsize="6896862,9144" o:gfxdata="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" path="m,l6896862,r,9144l,9144,,e" fillcolor="black" stroked="f" strokeweight="0">
                   <v:stroke miterlimit="83231f" joinstyle="miter"/>
                   <v:path arrowok="t" o:connecttype="custom" o:connectlocs="0,0;68968,0;68968,91;0,91;0,0" o:connectangles="0,0,0,0,0" textboxrect="0,0,6896862,9144"/>
@@ -3736,7 +4427,19 @@
         <w:rPr>
           <w:b/>
         </w:rPr>
-        <w:t xml:space="preserve">vernment College Of Engineering, </w:t>
+        <w:t xml:space="preserve">vernment College </w:t>
+      </w:r>
+      <w:r>
+        <w:rPr>
+          <w:b/>
+        </w:rPr>
+        <w:t>of</w:t>
+      </w:r>
+      <w:r>
+        <w:rPr>
+          <w:b/>
+        </w:rPr>
+        <w:t xml:space="preserve"> Engineering, </w:t>
       </w:r>
       <w:r>
         <w:rPr>
@@ -7159,7 +7862,7 @@
   <w:style w:type="paragraph" w:default="1" w:styleId="Normal">
     <w:name w:val="Normal"/>
     <w:qFormat/>
-    <w:rsid w:val="00193743"/>
+    <w:rsid w:val="00B21806"/>
     <w:pPr>
       <w:spacing w:after="2" w:line="269" w:lineRule="auto"/>
       <w:ind w:left="10" w:hanging="10"/>

--- a/One-page-resume/Final_sangam_latest_Resume_04.docx
+++ b/One-page-resume/Final_sangam_latest_Resume_04.docx
@@ -2,6 +2,104 @@
 <file path=word/document.xml><?xml version="1.0" encoding="utf-8"?>
 <w:document xmlns:wpc="http://schemas.microsoft.com/office/word/2010/wordprocessingCanvas" xmlns:cx="http://schemas.microsoft.com/office/drawing/2014/chartex" xmlns:cx1="http://schemas.microsoft.com/office/drawing/2015/9/8/chartex" xmlns:cx2="http://schemas.microsoft.com/office/drawing/2015/10/21/chartex" xmlns:cx3="http://schemas.microsoft.com/office/drawing/2016/5/9/chartex" xmlns:cx4="http://schemas.microsoft.com/office/drawing/2016/5/10/chartex" xmlns:cx5="http://schemas.microsoft.com/office/drawing/2016/5/11/chartex" xmlns:cx6="http://schemas.microsoft.com/office/drawing/2016/5/12/chartex" xmlns:cx7="http://schemas.microsoft.com/office/drawing/2016/5/13/chartex" xmlns:cx8="http://schemas.microsoft.com/office/drawing/2016/5/14/chartex" xmlns:mc="http://schemas.openxmlformats.org/markup-compatibility/2006" xmlns:aink="http://schemas.microsoft.com/office/drawing/2016/ink" xmlns:am3d="http://schemas.microsoft.com/office/drawing/2017/model3d" xmlns:o="urn:schemas-microsoft-com:office:office" xmlns:oel="http://schemas.microsoft.com/office/2019/extlst" xmlns:r="http://schemas.openxmlformats.org/officeDocument/2006/relationships" xmlns:m="http://schemas.openxmlformats.org/officeDocument/2006/math" xmlns:v="urn:schemas-microsoft-com:vml" xmlns:wp14="http://schemas.microsoft.com/office/word/2010/wordprocessingDrawing" xmlns:wp="http://schemas.openxmlformats.org/drawingml/2006/wordprocessingDrawing" xmlns:w10="urn:schemas-microsoft-com:office:word" xmlns:w="http://schemas.openxmlformats.org/wordprocessingml/2006/main" xmlns:w14="http://schemas.microsoft.com/office/word/2010/wordml" xmlns:w15="http://schemas.microsoft.com/office/word/2012/wordml" xmlns:w16cex="http://schemas.microsoft.com/office/word/2018/wordml/cex" xmlns:w16cid="http://schemas.microsoft.com/office/word/2016/wordml/cid" xmlns:w16="http://schemas.microsoft.com/office/word/2018/wordml" xmlns:w16du="http://schemas.microsoft.com/office/word/2023/wordml/word16du" xmlns:w16sdtdh="http://schemas.microsoft.com/office/word/2020/wordml/sdtdatahash" xmlns:w16sdtfl="http://schemas.microsoft.com/office/word/2024/wordml/sdtformatlock" xmlns:w16se="http://schemas.microsoft.com/office/word/2015/wordml/symex" xmlns:wpg="http://schemas.microsoft.com/office/word/2010/wordprocessingGroup" xmlns:wpi="http://schemas.microsoft.com/office/word/2010/wordprocessingInk" xmlns:wne="http://schemas.microsoft.com/office/word/2006/wordml" xmlns:wps="http://schemas.microsoft.com/office/word/2010/wordprocessingShape" mc:Ignorable="w14 w15 w16se w16cid w16 w16cex w16sdtdh w16sdtfl w16du wp14">
   <w:body>
+    <w:tbl>
+      <w:tblPr>
+        <w:tblStyle w:val="TableGrid"/>
+        <w:tblpPr w:leftFromText="180" w:rightFromText="180" w:vertAnchor="text" w:horzAnchor="margin" w:tblpY="29"/>
+        <w:tblW w:w="0" w:type="auto"/>
+        <w:tblLook w:val="04A0" w:firstRow="1" w:lastRow="0" w:firstColumn="1" w:lastColumn="0" w:noHBand="0" w:noVBand="1"/>
+      </w:tblPr>
+      <w:tblGrid>
+        <w:gridCol w:w="1044"/>
+      </w:tblGrid>
+      <w:tr>
+        <w:trPr>
+          <w:trHeight w:val="859"/>
+        </w:trPr>
+        <w:tc>
+          <w:tcPr>
+            <w:tcW w:w="704" w:type="dxa"/>
+            <w:tcBorders>
+              <w:top w:val="nil"/>
+              <w:left w:val="nil"/>
+              <w:bottom w:val="nil"/>
+              <w:right w:val="nil"/>
+            </w:tcBorders>
+            <w:shd w:val="clear" w:color="auto" w:fill="auto"/>
+          </w:tcPr>
+          <w:p>
+            <w:pPr>
+              <w:spacing w:after="0" w:line="240" w:lineRule="auto"/>
+              <w:ind w:left="0" w:right="67" w:firstLine="0"/>
+              <w:rPr>
+                <w:b/>
+                <w:sz w:val="32"/>
+                <w:lang w:val="de-DE"/>
+              </w:rPr>
+            </w:pPr>
+            <w:bookmarkStart w:id="0" w:name="_Hlk184567037"/>
+            <w:bookmarkStart w:id="1" w:name="_Hlk184567038"/>
+            <w:r>
+              <w:rPr>
+                <w:b/>
+                <w:noProof/>
+                <w:sz w:val="6"/>
+                <w:szCs w:val="6"/>
+              </w:rPr>
+              <w:drawing>
+                <wp:inline distT="0" distB="0" distL="0" distR="0" wp14:anchorId="36D7762C" wp14:editId="5BE4F8F5">
+                  <wp:extent cx="482600" cy="418726"/>
+                  <wp:effectExtent l="0" t="0" r="0" b="635"/>
+                  <wp:docPr id="694469706" name="Picture 3" descr="A qr code on a white background&#10;&#10;AI-generated content may be incorrect."/>
+                  <wp:cNvGraphicFramePr>
+                    <a:graphicFrameLocks xmlns:a="http://schemas.openxmlformats.org/drawingml/2006/main" noChangeAspect="1"/>
+                  </wp:cNvGraphicFramePr>
+                  <a:graphic xmlns:a="http://schemas.openxmlformats.org/drawingml/2006/main">
+                    <a:graphicData uri="http://schemas.openxmlformats.org/drawingml/2006/picture">
+                      <pic:pic xmlns:pic="http://schemas.openxmlformats.org/drawingml/2006/picture">
+                        <pic:nvPicPr>
+                          <pic:cNvPr id="694469706" name="Picture 3" descr="A qr code on a white background&#10;&#10;AI-generated content may be incorrect."/>
+                          <pic:cNvPicPr>
+                            <a:picLocks noChangeAspect="1" noChangeArrowheads="1"/>
+                          </pic:cNvPicPr>
+                        </pic:nvPicPr>
+                        <pic:blipFill>
+                          <a:blip r:embed="rId8" cstate="print">
+                            <a:extLst>
+                              <a:ext uri="{28A0092B-C50C-407E-A947-70E740481C1C}">
+                                <a14:useLocalDpi xmlns:a14="http://schemas.microsoft.com/office/drawing/2010/main" val="0"/>
+                              </a:ext>
+                            </a:extLst>
+                          </a:blip>
+                          <a:stretch>
+                            <a:fillRect/>
+                          </a:stretch>
+                        </pic:blipFill>
+                        <pic:spPr bwMode="auto">
+                          <a:xfrm>
+                            <a:off x="0" y="0"/>
+                            <a:ext cx="485194" cy="420976"/>
+                          </a:xfrm>
+                          <a:prstGeom prst="rect">
+                            <a:avLst/>
+                          </a:prstGeom>
+                          <a:noFill/>
+                          <a:ln>
+                            <a:noFill/>
+                          </a:ln>
+                        </pic:spPr>
+                      </pic:pic>
+                    </a:graphicData>
+                  </a:graphic>
+                </wp:inline>
+              </w:drawing>
+            </w:r>
+            <w:bookmarkEnd w:id="0"/>
+            <w:bookmarkEnd w:id="1"/>
+          </w:p>
+        </w:tc>
+      </w:tr>
+    </w:tbl>
     <w:p>
       <w:pPr>
         <w:spacing w:after="0" w:line="240" w:lineRule="auto"/>
@@ -32,7 +130,7 @@
           <w:sz w:val="32"/>
           <w:lang w:val="de-DE"/>
         </w:rPr>
-        <w:t xml:space="preserve">                        </w:t>
+        <w:t xml:space="preserve">        </w:t>
       </w:r>
       <w:r>
         <w:rPr>
@@ -72,7 +170,7 @@
         </w:rPr>
         <w:t xml:space="preserve"> </w:t>
       </w:r>
-      <w:hyperlink r:id="rId8" w:history="1">
+      <w:hyperlink r:id="rId9" w:history="1">
         <w:r>
           <w:rPr>
             <w:rStyle w:val="Hyperlink"/>
@@ -105,24 +203,29 @@
           <w:bCs/>
           <w:color w:val="000000" w:themeColor="text1"/>
           <w:sz w:val="22"/>
+          <w:lang w:val="de-DE"/>
         </w:rPr>
         <w:t xml:space="preserve">4+ YOE | </w:t>
       </w:r>
+      <w:proofErr w:type="spellStart"/>
       <w:r>
         <w:rPr>
           <w:b/>
           <w:bCs/>
           <w:color w:val="000000" w:themeColor="text1"/>
           <w:sz w:val="22"/>
+          <w:lang w:val="de-DE"/>
         </w:rPr>
         <w:t>Full</w:t>
       </w:r>
+      <w:proofErr w:type="spellEnd"/>
       <w:r>
         <w:rPr>
           <w:b/>
           <w:bCs/>
           <w:color w:val="000000" w:themeColor="text1"/>
           <w:sz w:val="22"/>
+          <w:lang w:val="de-DE"/>
         </w:rPr>
         <w:t>-</w:t>
       </w:r>
@@ -132,6 +235,7 @@
           <w:bCs/>
           <w:color w:val="000000" w:themeColor="text1"/>
           <w:sz w:val="22"/>
+          <w:lang w:val="de-DE"/>
         </w:rPr>
         <w:t>Stack</w:t>
       </w:r>
@@ -141,6 +245,7 @@
           <w:bCs/>
           <w:color w:val="000000" w:themeColor="text1"/>
           <w:sz w:val="22"/>
+          <w:lang w:val="de-DE"/>
         </w:rPr>
         <w:t xml:space="preserve"> </w:t>
       </w:r>
@@ -150,6 +255,7 @@
           <w:bCs/>
           <w:color w:val="000000" w:themeColor="text1"/>
           <w:sz w:val="22"/>
+          <w:lang w:val="de-DE"/>
         </w:rPr>
         <w:t>Engin</w:t>
       </w:r>
@@ -159,6 +265,7 @@
           <w:bCs/>
           <w:color w:val="000000" w:themeColor="text1"/>
           <w:sz w:val="22"/>
+          <w:lang w:val="de-DE"/>
         </w:rPr>
         <w:t>e</w:t>
       </w:r>
@@ -168,6 +275,7 @@
           <w:bCs/>
           <w:color w:val="000000" w:themeColor="text1"/>
           <w:sz w:val="22"/>
+          <w:lang w:val="de-DE"/>
         </w:rPr>
         <w:t xml:space="preserve">er </w:t>
       </w:r>
@@ -177,6 +285,7 @@
           <w:bCs/>
           <w:color w:val="000000" w:themeColor="text1"/>
           <w:sz w:val="22"/>
+          <w:lang w:val="de-DE"/>
         </w:rPr>
         <w:t>(</w:t>
       </w:r>
@@ -187,6 +296,7 @@
           <w:bCs/>
           <w:color w:val="000000" w:themeColor="text1"/>
           <w:sz w:val="22"/>
+          <w:lang w:val="de-DE"/>
         </w:rPr>
         <w:t>Java</w:t>
       </w:r>
@@ -196,6 +306,7 @@
           <w:bCs/>
           <w:color w:val="000000" w:themeColor="text1"/>
           <w:sz w:val="22"/>
+          <w:lang w:val="de-DE"/>
         </w:rPr>
         <w:t>+React</w:t>
       </w:r>
@@ -206,6 +317,7 @@
           <w:bCs/>
           <w:color w:val="000000" w:themeColor="text1"/>
           <w:sz w:val="22"/>
+          <w:lang w:val="de-DE"/>
         </w:rPr>
         <w:t>/</w:t>
       </w:r>
@@ -216,6 +328,7 @@
           <w:bCs/>
           <w:color w:val="000000" w:themeColor="text1"/>
           <w:sz w:val="22"/>
+          <w:lang w:val="de-DE"/>
         </w:rPr>
         <w:t>Angular</w:t>
       </w:r>
@@ -225,6 +338,7 @@
           <w:bCs/>
           <w:color w:val="000000" w:themeColor="text1"/>
           <w:sz w:val="22"/>
+          <w:lang w:val="de-DE"/>
         </w:rPr>
         <w:t>+</w:t>
       </w:r>
@@ -235,6 +349,7 @@
           <w:bCs/>
           <w:color w:val="000000" w:themeColor="text1"/>
           <w:sz w:val="22"/>
+          <w:lang w:val="de-DE"/>
         </w:rPr>
         <w:t>Cloud</w:t>
       </w:r>
@@ -245,8 +360,9 @@
           <w:bCs/>
           <w:color w:val="000000" w:themeColor="text1"/>
           <w:sz w:val="22"/>
-        </w:rPr>
-        <w:t xml:space="preserve">)  </w:t>
+          <w:lang w:val="de-DE"/>
+        </w:rPr>
+        <w:t xml:space="preserve">) </w:t>
       </w:r>
       <w:r>
         <w:rPr>
@@ -254,8 +370,9 @@
           <w:bCs/>
           <w:color w:val="000000" w:themeColor="text1"/>
           <w:sz w:val="22"/>
-        </w:rPr>
-        <w:t xml:space="preserve"> </w:t>
+          <w:lang w:val="de-DE"/>
+        </w:rPr>
+        <w:t xml:space="preserve">  </w:t>
       </w:r>
       <w:proofErr w:type="gramEnd"/>
       <w:r>
@@ -264,42 +381,52 @@
           <w:bCs/>
           <w:color w:val="000000" w:themeColor="text1"/>
           <w:sz w:val="22"/>
-        </w:rPr>
-        <w:t xml:space="preserve">         </w:t>
-      </w:r>
+          <w:lang w:val="de-DE"/>
+        </w:rPr>
+        <w:t xml:space="preserve">    </w:t>
+      </w:r>
+      <w:proofErr w:type="gramStart"/>
       <w:r>
         <w:rPr>
           <w:b/>
           <w:bCs/>
           <w:color w:val="000000" w:themeColor="text1"/>
           <w:sz w:val="22"/>
-        </w:rPr>
-        <w:t xml:space="preserve">          </w:t>
-      </w:r>
-      <w:r>
-        <w:rPr>
-          <w:b/>
-          <w:bCs/>
-          <w:color w:val="000000" w:themeColor="text1"/>
-          <w:sz w:val="22"/>
-        </w:rPr>
-        <w:t xml:space="preserve">      </w:t>
-      </w:r>
-      <w:r>
-        <w:rPr>
-          <w:b/>
-          <w:szCs w:val="20"/>
-        </w:rPr>
-        <w:t>Ph.</w:t>
-      </w:r>
-      <w:r>
+          <w:lang w:val="de-DE"/>
+        </w:rPr>
+        <w:t xml:space="preserve">  </w:t>
+      </w:r>
+      <w:r>
+        <w:rPr>
+          <w:lang w:val="de-DE"/>
+        </w:rPr>
         <w:t xml:space="preserve"> </w:t>
       </w:r>
       <w:r>
         <w:rPr>
           <w:lang w:val="de-DE"/>
         </w:rPr>
-        <w:t>(+91) 8830233538</w:t>
+        <w:t>(</w:t>
+      </w:r>
+      <w:proofErr w:type="gramEnd"/>
+      <w:r>
+        <w:rPr>
+          <w:lang w:val="de-DE"/>
+        </w:rPr>
+        <w:t>+91)</w:t>
+      </w:r>
+      <w:proofErr w:type="gramStart"/>
+      <w:r>
+        <w:rPr>
+          <w:lang w:val="de-DE"/>
+        </w:rPr>
+        <w:t xml:space="preserve">8830233538 </w:t>
+      </w:r>
+      <w:r>
+        <w:rPr>
+          <w:lang w:val="de-DE"/>
+        </w:rPr>
+        <w:t xml:space="preserve"> </w:t>
       </w:r>
       <w:r>
         <w:rPr>
@@ -307,9 +434,18 @@
           <w:u w:val="single" w:color="0563C1"/>
           <w:lang w:val="de-DE"/>
         </w:rPr>
-        <w:t xml:space="preserve"> | </w:t>
-      </w:r>
-      <w:hyperlink r:id="rId9" w:history="1">
+        <w:t>|</w:t>
+      </w:r>
+      <w:proofErr w:type="gramEnd"/>
+      <w:r>
+        <w:rPr>
+          <w:color w:val="0563C1"/>
+          <w:u w:val="single" w:color="0563C1"/>
+          <w:lang w:val="de-DE"/>
+        </w:rPr>
+        <w:t xml:space="preserve"> </w:t>
+      </w:r>
+      <w:hyperlink r:id="rId10" w:history="1">
         <w:r>
           <w:rPr>
             <w:rStyle w:val="Hyperlink"/>
@@ -521,7 +657,7 @@
           </mc:Choice>
           <mc:Fallback>
             <w:pict>
-              <v:group w14:anchorId="4728BDEC" id="Group 34" o:spid="_x0000_s1026" style="width:586.75pt;height:.55pt;mso-position-horizontal-relative:char;mso-position-vertical-relative:line" coordsize="68968,60" o:gfxdata="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">
+              <v:group w14:anchorId="36699A0A" id="Group 34" o:spid="_x0000_s1026" style="width:586.75pt;height:.55pt;mso-position-horizontal-relative:char;mso-position-vertical-relative:line" coordsize="68968,60" o:gfxdata="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">
                 <v:shape id="Shape 3222" o:spid="_x0000_s1027" style="position:absolute;width:68968;height:91;visibility:visible;mso-wrap-style:square;v-text-anchor:top" coordsize="6896862,9144" o:gfxdata="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" path="m,l6896862,r,9144l,9144,,e" fillcolor="black" stroked="f" strokeweight="0">
                   <v:stroke miterlimit="83231f" joinstyle="miter"/>
                   <v:path arrowok="t" o:connecttype="custom" o:connectlocs="0,0;68968,0;68968,91;0,91;0,0" o:connectangles="0,0,0,0,0" textboxrect="0,0,6896862,9144"/>
@@ -686,7 +822,7 @@
         <w:t>,</w:t>
       </w:r>
       <w:r>
-        <w:t xml:space="preserve"> Spring Boot</w:t>
+        <w:t xml:space="preserve"> Spring Bot</w:t>
       </w:r>
       <w:r>
         <w:t>,</w:t>
@@ -946,7 +1082,7 @@
           </mc:Choice>
           <mc:Fallback>
             <w:pict>
-              <v:group w14:anchorId="636A2AF3" id="Group 38" o:spid="_x0000_s1026" style="width:586.75pt;height:.55pt;mso-position-horizontal-relative:char;mso-position-vertical-relative:line" coordsize="68968,60" o:gfxdata="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">
+              <v:group w14:anchorId="66860D5C" id="Group 38" o:spid="_x0000_s1026" style="width:586.75pt;height:.55pt;mso-position-horizontal-relative:char;mso-position-vertical-relative:line" coordsize="68968,60" o:gfxdata="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">
                 <v:shape id="Shape 3222" o:spid="_x0000_s1027" style="position:absolute;width:68968;height:91;visibility:visible;mso-wrap-style:square;v-text-anchor:top" coordsize="6896862,9144" o:gfxdata="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" path="m,l6896862,r,9144l,9144,,e" fillcolor="black" stroked="f" strokeweight="0">
                   <v:stroke miterlimit="83231f" joinstyle="miter"/>
                   <v:path arrowok="t" o:connecttype="custom" o:connectlocs="0,0;68968,0;68968,91;0,91;0,0" o:connectangles="0,0,0,0,0" textboxrect="0,0,6896862,9144"/>
@@ -1718,7 +1854,7 @@
           </mc:Choice>
           <mc:Fallback>
             <w:pict>
-              <v:group w14:anchorId="40D0FEC5" id="Group 32" o:spid="_x0000_s1026" style="width:586.75pt;height:.55pt;mso-position-horizontal-relative:char;mso-position-vertical-relative:line" coordsize="68968,60" o:gfxdata="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">
+              <v:group w14:anchorId="7210CEEF" id="Group 32" o:spid="_x0000_s1026" style="width:586.75pt;height:.55pt;mso-position-horizontal-relative:char;mso-position-vertical-relative:line" coordsize="68968,60" o:gfxdata="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">
                 <v:shape id="Shape 3222" o:spid="_x0000_s1027" style="position:absolute;width:68968;height:91;visibility:visible;mso-wrap-style:square;v-text-anchor:top" coordsize="6896862,9144" o:gfxdata="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" path="m,l6896862,r,9144l,9144,,e" fillcolor="black" stroked="f" strokeweight="0">
                   <v:stroke miterlimit="83231f" joinstyle="miter"/>
                   <v:path arrowok="t" o:connecttype="custom" o:connectlocs="0,0;68968,0;68968,91;0,91;0,0" o:connectangles="0,0,0,0,0" textboxrect="0,0,6896862,9144"/>
@@ -2682,7 +2818,7 @@
           </mc:Choice>
           <mc:Fallback>
             <w:pict>
-              <v:group w14:anchorId="7D54DDF7" id="Group 30" o:spid="_x0000_s1026" style="width:586.75pt;height:.55pt;mso-position-horizontal-relative:char;mso-position-vertical-relative:line" coordsize="68968,60" o:gfxdata="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">
+              <v:group w14:anchorId="7BB11863" id="Group 30" o:spid="_x0000_s1026" style="width:586.75pt;height:.55pt;mso-position-horizontal-relative:char;mso-position-vertical-relative:line" coordsize="68968,60" o:gfxdata="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">
                 <v:shape id="Shape 3222" o:spid="_x0000_s1027" style="position:absolute;width:68968;height:91;visibility:visible;mso-wrap-style:square;v-text-anchor:top" coordsize="6896862,9144" o:gfxdata="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" path="m,l6896862,r,9144l,9144,,e" fillcolor="black" stroked="f" strokeweight="0">
                   <v:stroke miterlimit="83231f" joinstyle="miter"/>
                   <v:path arrowok="t" o:connecttype="custom" o:connectlocs="0,0;68968,0;68968,91;0,91;0,0" o:connectangles="0,0,0,0,0" textboxrect="0,0,6896862,9144"/>
@@ -3126,7 +3262,7 @@
       <w:r>
         <w:t xml:space="preserve"> </w:t>
       </w:r>
-      <w:hyperlink r:id="rId10" w:history="1">
+      <w:hyperlink r:id="rId11" w:history="1">
         <w:r>
           <w:rPr>
             <w:rStyle w:val="Hyperlink"/>
@@ -3638,7 +3774,7 @@
           </mc:Choice>
           <mc:Fallback>
             <w:pict>
-              <v:group w14:anchorId="482D63A0" id="Group 24" o:spid="_x0000_s1026" style="width:586.75pt;height:.55pt;mso-position-horizontal-relative:char;mso-position-vertical-relative:line" coordsize="68968,60" o:gfxdata="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">
+              <v:group w14:anchorId="60491E90" id="Group 24" o:spid="_x0000_s1026" style="width:586.75pt;height:.55pt;mso-position-horizontal-relative:char;mso-position-vertical-relative:line" coordsize="68968,60" o:gfxdata="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">
                 <v:shape id="Shape 3222" o:spid="_x0000_s1027" style="position:absolute;width:68968;height:91;visibility:visible;mso-wrap-style:square;v-text-anchor:top" coordsize="6896862,9144" o:gfxdata="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" path="m,l6896862,r,9144l,9144,,e" fillcolor="black" stroked="f" strokeweight="0">
                   <v:stroke miterlimit="83231f" joinstyle="miter"/>
                   <v:path arrowok="t" o:connecttype="custom" o:connectlocs="0,0;68968,0;68968,91;0,91;0,0" o:connectangles="0,0,0,0,0" textboxrect="0,0,6896862,9144"/>
@@ -4017,7 +4153,7 @@
           </mc:Choice>
           <mc:Fallback>
             <w:pict>
-              <v:group w14:anchorId="54323E50" id="Group 830545170" o:spid="_x0000_s1026" style="width:586.75pt;height:.55pt;mso-position-horizontal-relative:char;mso-position-vertical-relative:line" coordsize="68968,60" o:gfxdata="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">
+              <v:group w14:anchorId="277851EE" id="Group 830545170" o:spid="_x0000_s1026" style="width:586.75pt;height:.55pt;mso-position-horizontal-relative:char;mso-position-vertical-relative:line" coordsize="68968,60" o:gfxdata="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">
                 <v:shape id="Shape 3222" o:spid="_x0000_s1027" style="position:absolute;width:68968;height:91;visibility:visible;mso-wrap-style:square;v-text-anchor:top" coordsize="6896862,9144" o:gfxdata="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" path="m,l6896862,r,9144l,9144,,e" fillcolor="black" stroked="f" strokeweight="0">
                   <v:stroke miterlimit="83231f" joinstyle="miter"/>
                   <v:path arrowok="t" o:connecttype="custom" o:connectlocs="0,0;68968,0;68968,91;0,91;0,0" o:connectangles="0,0,0,0,0" textboxrect="0,0,6896862,9144"/>
@@ -4395,7 +4531,7 @@
           </mc:Choice>
           <mc:Fallback>
             <w:pict>
-              <v:group w14:anchorId="029DA7A8" id="Group 22" o:spid="_x0000_s1026" style="width:586.75pt;height:.55pt;mso-position-horizontal-relative:char;mso-position-vertical-relative:line" coordsize="68968,60" o:gfxdata="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">
+              <v:group w14:anchorId="3BD09D43" id="Group 22" o:spid="_x0000_s1026" style="width:586.75pt;height:.55pt;mso-position-horizontal-relative:char;mso-position-vertical-relative:line" coordsize="68968,60" o:gfxdata="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">
                 <v:shape id="Shape 3222" o:spid="_x0000_s1027" style="position:absolute;width:68968;height:91;visibility:visible;mso-wrap-style:square;v-text-anchor:top" coordsize="6896862,9144" o:gfxdata="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" path="m,l6896862,r,9144l,9144,,e" fillcolor="black" stroked="f" strokeweight="0">
                   <v:stroke miterlimit="83231f" joinstyle="miter"/>
                   <v:path arrowok="t" o:connecttype="custom" o:connectlocs="0,0;68968,0;68968,91;0,91;0,0" o:connectangles="0,0,0,0,0" textboxrect="0,0,6896862,9144"/>

--- a/One-page-resume/Final_sangam_latest_Resume_04.docx
+++ b/One-page-resume/Final_sangam_latest_Resume_04.docx
@@ -657,7 +657,7 @@
           </mc:Choice>
           <mc:Fallback>
             <w:pict>
-              <v:group w14:anchorId="36699A0A" id="Group 34" o:spid="_x0000_s1026" style="width:586.75pt;height:.55pt;mso-position-horizontal-relative:char;mso-position-vertical-relative:line" coordsize="68968,60" o:gfxdata="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">
+              <v:group w14:anchorId="0E608CA2" id="Group 34" o:spid="_x0000_s1026" style="width:586.75pt;height:.55pt;mso-position-horizontal-relative:char;mso-position-vertical-relative:line" coordsize="68968,60" o:gfxdata="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">
                 <v:shape id="Shape 3222" o:spid="_x0000_s1027" style="position:absolute;width:68968;height:91;visibility:visible;mso-wrap-style:square;v-text-anchor:top" coordsize="6896862,9144" o:gfxdata="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" path="m,l6896862,r,9144l,9144,,e" fillcolor="black" stroked="f" strokeweight="0">
                   <v:stroke miterlimit="83231f" joinstyle="miter"/>
                   <v:path arrowok="t" o:connecttype="custom" o:connectlocs="0,0;68968,0;68968,91;0,91;0,0" o:connectangles="0,0,0,0,0" textboxrect="0,0,6896862,9144"/>
@@ -1082,7 +1082,7 @@
           </mc:Choice>
           <mc:Fallback>
             <w:pict>
-              <v:group w14:anchorId="66860D5C" id="Group 38" o:spid="_x0000_s1026" style="width:586.75pt;height:.55pt;mso-position-horizontal-relative:char;mso-position-vertical-relative:line" coordsize="68968,60" o:gfxdata="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">
+              <v:group w14:anchorId="587094B6" id="Group 38" o:spid="_x0000_s1026" style="width:586.75pt;height:.55pt;mso-position-horizontal-relative:char;mso-position-vertical-relative:line" coordsize="68968,60" o:gfxdata="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">
                 <v:shape id="Shape 3222" o:spid="_x0000_s1027" style="position:absolute;width:68968;height:91;visibility:visible;mso-wrap-style:square;v-text-anchor:top" coordsize="6896862,9144" o:gfxdata="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" path="m,l6896862,r,9144l,9144,,e" fillcolor="black" stroked="f" strokeweight="0">
                   <v:stroke miterlimit="83231f" joinstyle="miter"/>
                   <v:path arrowok="t" o:connecttype="custom" o:connectlocs="0,0;68968,0;68968,91;0,91;0,0" o:connectangles="0,0,0,0,0" textboxrect="0,0,6896862,9144"/>
@@ -1854,7 +1854,7 @@
           </mc:Choice>
           <mc:Fallback>
             <w:pict>
-              <v:group w14:anchorId="7210CEEF" id="Group 32" o:spid="_x0000_s1026" style="width:586.75pt;height:.55pt;mso-position-horizontal-relative:char;mso-position-vertical-relative:line" coordsize="68968,60" o:gfxdata="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">
+              <v:group w14:anchorId="6B3471DD" id="Group 32" o:spid="_x0000_s1026" style="width:586.75pt;height:.55pt;mso-position-horizontal-relative:char;mso-position-vertical-relative:line" coordsize="68968,60" o:gfxdata="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">
                 <v:shape id="Shape 3222" o:spid="_x0000_s1027" style="position:absolute;width:68968;height:91;visibility:visible;mso-wrap-style:square;v-text-anchor:top" coordsize="6896862,9144" o:gfxdata="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" path="m,l6896862,r,9144l,9144,,e" fillcolor="black" stroked="f" strokeweight="0">
                   <v:stroke miterlimit="83231f" joinstyle="miter"/>
                   <v:path arrowok="t" o:connecttype="custom" o:connectlocs="0,0;68968,0;68968,91;0,91;0,0" o:connectangles="0,0,0,0,0" textboxrect="0,0,6896862,9144"/>
@@ -2818,7 +2818,7 @@
           </mc:Choice>
           <mc:Fallback>
             <w:pict>
-              <v:group w14:anchorId="7BB11863" id="Group 30" o:spid="_x0000_s1026" style="width:586.75pt;height:.55pt;mso-position-horizontal-relative:char;mso-position-vertical-relative:line" coordsize="68968,60" o:gfxdata="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">
+              <v:group w14:anchorId="09080CE8" id="Group 30" o:spid="_x0000_s1026" style="width:586.75pt;height:.55pt;mso-position-horizontal-relative:char;mso-position-vertical-relative:line" coordsize="68968,60" o:gfxdata="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">
                 <v:shape id="Shape 3222" o:spid="_x0000_s1027" style="position:absolute;width:68968;height:91;visibility:visible;mso-wrap-style:square;v-text-anchor:top" coordsize="6896862,9144" o:gfxdata="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" path="m,l6896862,r,9144l,9144,,e" fillcolor="black" stroked="f" strokeweight="0">
                   <v:stroke miterlimit="83231f" joinstyle="miter"/>
                   <v:path arrowok="t" o:connecttype="custom" o:connectlocs="0,0;68968,0;68968,91;0,91;0,0" o:connectangles="0,0,0,0,0" textboxrect="0,0,6896862,9144"/>
@@ -3485,7 +3485,16 @@
           <w:sz w:val="18"/>
           <w:szCs w:val="18"/>
         </w:rPr>
-        <w:t>Spring Security, GitHub Action</w:t>
+        <w:t xml:space="preserve">Spring Security, </w:t>
+      </w:r>
+      <w:r>
+        <w:rPr>
+          <w:b w:val="0"/>
+          <w:i/>
+          <w:sz w:val="18"/>
+          <w:szCs w:val="18"/>
+        </w:rPr>
+        <w:t>reactive programming</w:t>
       </w:r>
       <w:r>
         <w:rPr>
@@ -3774,7 +3783,7 @@
           </mc:Choice>
           <mc:Fallback>
             <w:pict>
-              <v:group w14:anchorId="60491E90" id="Group 24" o:spid="_x0000_s1026" style="width:586.75pt;height:.55pt;mso-position-horizontal-relative:char;mso-position-vertical-relative:line" coordsize="68968,60" o:gfxdata="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">
+              <v:group w14:anchorId="4DB2DF6D" id="Group 24" o:spid="_x0000_s1026" style="width:586.75pt;height:.55pt;mso-position-horizontal-relative:char;mso-position-vertical-relative:line" coordsize="68968,60" o:gfxdata="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">
                 <v:shape id="Shape 3222" o:spid="_x0000_s1027" style="position:absolute;width:68968;height:91;visibility:visible;mso-wrap-style:square;v-text-anchor:top" coordsize="6896862,9144" o:gfxdata="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" path="m,l6896862,r,9144l,9144,,e" fillcolor="black" stroked="f" strokeweight="0">
                   <v:stroke miterlimit="83231f" joinstyle="miter"/>
                   <v:path arrowok="t" o:connecttype="custom" o:connectlocs="0,0;68968,0;68968,91;0,91;0,0" o:connectangles="0,0,0,0,0" textboxrect="0,0,6896862,9144"/>
@@ -4153,7 +4162,7 @@
           </mc:Choice>
           <mc:Fallback>
             <w:pict>
-              <v:group w14:anchorId="277851EE" id="Group 830545170" o:spid="_x0000_s1026" style="width:586.75pt;height:.55pt;mso-position-horizontal-relative:char;mso-position-vertical-relative:line" coordsize="68968,60" o:gfxdata="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">
+              <v:group w14:anchorId="514867B6" id="Group 830545170" o:spid="_x0000_s1026" style="width:586.75pt;height:.55pt;mso-position-horizontal-relative:char;mso-position-vertical-relative:line" coordsize="68968,60" o:gfxdata="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">
                 <v:shape id="Shape 3222" o:spid="_x0000_s1027" style="position:absolute;width:68968;height:91;visibility:visible;mso-wrap-style:square;v-text-anchor:top" coordsize="6896862,9144" o:gfxdata="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" path="m,l6896862,r,9144l,9144,,e" fillcolor="black" stroked="f" strokeweight="0">
                   <v:stroke miterlimit="83231f" joinstyle="miter"/>
                   <v:path arrowok="t" o:connecttype="custom" o:connectlocs="0,0;68968,0;68968,91;0,91;0,0" o:connectangles="0,0,0,0,0" textboxrect="0,0,6896862,9144"/>
@@ -4531,7 +4540,7 @@
           </mc:Choice>
           <mc:Fallback>
             <w:pict>
-              <v:group w14:anchorId="3BD09D43" id="Group 22" o:spid="_x0000_s1026" style="width:586.75pt;height:.55pt;mso-position-horizontal-relative:char;mso-position-vertical-relative:line" coordsize="68968,60" o:gfxdata="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">
+              <v:group w14:anchorId="5E143E05" id="Group 22" o:spid="_x0000_s1026" style="width:586.75pt;height:.55pt;mso-position-horizontal-relative:char;mso-position-vertical-relative:line" coordsize="68968,60" o:gfxdata="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">
                 <v:shape id="Shape 3222" o:spid="_x0000_s1027" style="position:absolute;width:68968;height:91;visibility:visible;mso-wrap-style:square;v-text-anchor:top" coordsize="6896862,9144" o:gfxdata="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" path="m,l6896862,r,9144l,9144,,e" fillcolor="black" stroked="f" strokeweight="0">
                   <v:stroke miterlimit="83231f" joinstyle="miter"/>
                   <v:path arrowok="t" o:connecttype="custom" o:connectlocs="0,0;68968,0;68968,91;0,91;0,0" o:connectangles="0,0,0,0,0" textboxrect="0,0,6896862,9144"/>

--- a/One-page-resume/Final_sangam_latest_Resume_04.docx
+++ b/One-page-resume/Final_sangam_latest_Resume_04.docx
@@ -32,8 +32,9 @@
               <w:spacing w:after="0" w:line="240" w:lineRule="auto"/>
               <w:ind w:left="0" w:right="67" w:firstLine="0"/>
               <w:rPr>
-                <w:b/>
-                <w:sz w:val="32"/>
+                <w:bCs/>
+                <w:sz w:val="16"/>
+                <w:szCs w:val="16"/>
                 <w:lang w:val="de-DE"/>
               </w:rPr>
             </w:pPr>
@@ -96,6 +97,74 @@
             </w:r>
             <w:bookmarkEnd w:id="0"/>
             <w:bookmarkEnd w:id="1"/>
+          </w:p>
+          <w:p>
+            <w:pPr>
+              <w:spacing w:after="0" w:line="240" w:lineRule="auto"/>
+              <w:ind w:left="0" w:right="67" w:firstLine="0"/>
+              <w:rPr>
+                <w:bCs/>
+                <w:sz w:val="10"/>
+                <w:szCs w:val="10"/>
+                <w:lang w:val="de-DE"/>
+              </w:rPr>
+            </w:pPr>
+            <w:r>
+              <w:rPr>
+                <w:bCs/>
+                <w:sz w:val="10"/>
+                <w:szCs w:val="10"/>
+                <w:lang w:val="de-DE"/>
+              </w:rPr>
+              <w:t xml:space="preserve">   </w:t>
+            </w:r>
+            <w:r>
+              <w:rPr>
+                <w:bCs/>
+                <w:sz w:val="10"/>
+                <w:szCs w:val="10"/>
+                <w:lang w:val="de-DE"/>
+              </w:rPr>
+              <w:t>D</w:t>
+            </w:r>
+            <w:r>
+              <w:rPr>
+                <w:bCs/>
+                <w:sz w:val="10"/>
+                <w:szCs w:val="10"/>
+                <w:lang w:val="de-DE"/>
+              </w:rPr>
+              <w:t>igital-</w:t>
+            </w:r>
+            <w:proofErr w:type="spellStart"/>
+            <w:r>
+              <w:rPr>
+                <w:bCs/>
+                <w:sz w:val="10"/>
+                <w:szCs w:val="10"/>
+                <w:lang w:val="de-DE"/>
+              </w:rPr>
+              <w:t>R</w:t>
+            </w:r>
+            <w:r>
+              <w:rPr>
+                <w:bCs/>
+                <w:sz w:val="10"/>
+                <w:szCs w:val="10"/>
+                <w:lang w:val="de-DE"/>
+              </w:rPr>
+              <w:t>e</w:t>
+            </w:r>
+            <w:r>
+              <w:rPr>
+                <w:bCs/>
+                <w:sz w:val="10"/>
+                <w:szCs w:val="10"/>
+                <w:lang w:val="de-DE"/>
+              </w:rPr>
+              <w:t>sume</w:t>
+            </w:r>
+            <w:proofErr w:type="spellEnd"/>
           </w:p>
         </w:tc>
       </w:tr>
@@ -657,7 +726,7 @@
           </mc:Choice>
           <mc:Fallback>
             <w:pict>
-              <v:group w14:anchorId="0E608CA2" id="Group 34" o:spid="_x0000_s1026" style="width:586.75pt;height:.55pt;mso-position-horizontal-relative:char;mso-position-vertical-relative:line" coordsize="68968,60" o:gfxdata="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">
+              <v:group w14:anchorId="52BFB52D" id="Group 34" o:spid="_x0000_s1026" style="width:586.75pt;height:.55pt;mso-position-horizontal-relative:char;mso-position-vertical-relative:line" coordsize="68968,60" o:gfxdata="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">
                 <v:shape id="Shape 3222" o:spid="_x0000_s1027" style="position:absolute;width:68968;height:91;visibility:visible;mso-wrap-style:square;v-text-anchor:top" coordsize="6896862,9144" o:gfxdata="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" path="m,l6896862,r,9144l,9144,,e" fillcolor="black" stroked="f" strokeweight="0">
                   <v:stroke miterlimit="83231f" joinstyle="miter"/>
                   <v:path arrowok="t" o:connecttype="custom" o:connectlocs="0,0;68968,0;68968,91;0,91;0,0" o:connectangles="0,0,0,0,0" textboxrect="0,0,6896862,9144"/>
@@ -1082,7 +1151,7 @@
           </mc:Choice>
           <mc:Fallback>
             <w:pict>
-              <v:group w14:anchorId="587094B6" id="Group 38" o:spid="_x0000_s1026" style="width:586.75pt;height:.55pt;mso-position-horizontal-relative:char;mso-position-vertical-relative:line" coordsize="68968,60" o:gfxdata="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">
+              <v:group w14:anchorId="794CC79D" id="Group 38" o:spid="_x0000_s1026" style="width:586.75pt;height:.55pt;mso-position-horizontal-relative:char;mso-position-vertical-relative:line" coordsize="68968,60" o:gfxdata="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">
                 <v:shape id="Shape 3222" o:spid="_x0000_s1027" style="position:absolute;width:68968;height:91;visibility:visible;mso-wrap-style:square;v-text-anchor:top" coordsize="6896862,9144" o:gfxdata="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" path="m,l6896862,r,9144l,9144,,e" fillcolor="black" stroked="f" strokeweight="0">
                   <v:stroke miterlimit="83231f" joinstyle="miter"/>
                   <v:path arrowok="t" o:connecttype="custom" o:connectlocs="0,0;68968,0;68968,91;0,91;0,0" o:connectangles="0,0,0,0,0" textboxrect="0,0,6896862,9144"/>
@@ -1854,7 +1923,7 @@
           </mc:Choice>
           <mc:Fallback>
             <w:pict>
-              <v:group w14:anchorId="6B3471DD" id="Group 32" o:spid="_x0000_s1026" style="width:586.75pt;height:.55pt;mso-position-horizontal-relative:char;mso-position-vertical-relative:line" coordsize="68968,60" o:gfxdata="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">
+              <v:group w14:anchorId="70E40941" id="Group 32" o:spid="_x0000_s1026" style="width:586.75pt;height:.55pt;mso-position-horizontal-relative:char;mso-position-vertical-relative:line" coordsize="68968,60" o:gfxdata="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">
                 <v:shape id="Shape 3222" o:spid="_x0000_s1027" style="position:absolute;width:68968;height:91;visibility:visible;mso-wrap-style:square;v-text-anchor:top" coordsize="6896862,9144" o:gfxdata="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" path="m,l6896862,r,9144l,9144,,e" fillcolor="black" stroked="f" strokeweight="0">
                   <v:stroke miterlimit="83231f" joinstyle="miter"/>
                   <v:path arrowok="t" o:connecttype="custom" o:connectlocs="0,0;68968,0;68968,91;0,91;0,0" o:connectangles="0,0,0,0,0" textboxrect="0,0,6896862,9144"/>
@@ -2818,7 +2887,7 @@
           </mc:Choice>
           <mc:Fallback>
             <w:pict>
-              <v:group w14:anchorId="09080CE8" id="Group 30" o:spid="_x0000_s1026" style="width:586.75pt;height:.55pt;mso-position-horizontal-relative:char;mso-position-vertical-relative:line" coordsize="68968,60" o:gfxdata="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">
+              <v:group w14:anchorId="14BFA048" id="Group 30" o:spid="_x0000_s1026" style="width:586.75pt;height:.55pt;mso-position-horizontal-relative:char;mso-position-vertical-relative:line" coordsize="68968,60" o:gfxdata="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">
                 <v:shape id="Shape 3222" o:spid="_x0000_s1027" style="position:absolute;width:68968;height:91;visibility:visible;mso-wrap-style:square;v-text-anchor:top" coordsize="6896862,9144" o:gfxdata="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" path="m,l6896862,r,9144l,9144,,e" fillcolor="black" stroked="f" strokeweight="0">
                   <v:stroke miterlimit="83231f" joinstyle="miter"/>
                   <v:path arrowok="t" o:connecttype="custom" o:connectlocs="0,0;68968,0;68968,91;0,91;0,0" o:connectangles="0,0,0,0,0" textboxrect="0,0,6896862,9144"/>
@@ -3317,13 +3386,17 @@
         <w:t xml:space="preserve"> </w:t>
       </w:r>
       <w:r>
-        <w:t>and got profits of</w:t>
-      </w:r>
-      <w:r>
-        <w:t xml:space="preserve"> approximately </w:t>
-      </w:r>
-      <w:r>
-        <w:t xml:space="preserve">double </w:t>
+        <w:t xml:space="preserve">and got </w:t>
+      </w:r>
+      <w:r>
+        <w:rPr>
+          <w:b/>
+          <w:bCs/>
+        </w:rPr>
+        <w:t>profits of approximately double</w:t>
+      </w:r>
+      <w:r>
+        <w:t xml:space="preserve"> </w:t>
       </w:r>
       <w:r>
         <w:t>annually</w:t>
@@ -3336,7 +3409,17 @@
         <w:t>.</w:t>
       </w:r>
       <w:r>
-        <w:t xml:space="preserve"> having 500+ active users. </w:t>
+        <w:t xml:space="preserve"> having </w:t>
+      </w:r>
+      <w:r>
+        <w:rPr>
+          <w:b/>
+          <w:bCs/>
+        </w:rPr>
+        <w:t>500+ active</w:t>
+      </w:r>
+      <w:r>
+        <w:t xml:space="preserve"> users. </w:t>
       </w:r>
     </w:p>
     <w:p>
@@ -3373,7 +3456,7 @@
         <w:t xml:space="preserve"> application</w:t>
       </w:r>
       <w:r>
-        <w:t xml:space="preserve"> forms,</w:t>
+        <w:t xml:space="preserve"> forms</w:t>
       </w:r>
     </w:p>
     <w:p>
@@ -3783,7 +3866,7 @@
           </mc:Choice>
           <mc:Fallback>
             <w:pict>
-              <v:group w14:anchorId="4DB2DF6D" id="Group 24" o:spid="_x0000_s1026" style="width:586.75pt;height:.55pt;mso-position-horizontal-relative:char;mso-position-vertical-relative:line" coordsize="68968,60" o:gfxdata="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">
+              <v:group w14:anchorId="0155E523" id="Group 24" o:spid="_x0000_s1026" style="width:586.75pt;height:.55pt;mso-position-horizontal-relative:char;mso-position-vertical-relative:line" coordsize="68968,60" o:gfxdata="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">
                 <v:shape id="Shape 3222" o:spid="_x0000_s1027" style="position:absolute;width:68968;height:91;visibility:visible;mso-wrap-style:square;v-text-anchor:top" coordsize="6896862,9144" o:gfxdata="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" path="m,l6896862,r,9144l,9144,,e" fillcolor="black" stroked="f" strokeweight="0">
                   <v:stroke miterlimit="83231f" joinstyle="miter"/>
                   <v:path arrowok="t" o:connecttype="custom" o:connectlocs="0,0;68968,0;68968,91;0,91;0,0" o:connectangles="0,0,0,0,0" textboxrect="0,0,6896862,9144"/>
@@ -4162,7 +4245,7 @@
           </mc:Choice>
           <mc:Fallback>
             <w:pict>
-              <v:group w14:anchorId="514867B6" id="Group 830545170" o:spid="_x0000_s1026" style="width:586.75pt;height:.55pt;mso-position-horizontal-relative:char;mso-position-vertical-relative:line" coordsize="68968,60" o:gfxdata="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">
+              <v:group w14:anchorId="1135B08E" id="Group 830545170" o:spid="_x0000_s1026" style="width:586.75pt;height:.55pt;mso-position-horizontal-relative:char;mso-position-vertical-relative:line" coordsize="68968,60" o:gfxdata="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">
                 <v:shape id="Shape 3222" o:spid="_x0000_s1027" style="position:absolute;width:68968;height:91;visibility:visible;mso-wrap-style:square;v-text-anchor:top" coordsize="6896862,9144" o:gfxdata="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" path="m,l6896862,r,9144l,9144,,e" fillcolor="black" stroked="f" strokeweight="0">
                   <v:stroke miterlimit="83231f" joinstyle="miter"/>
                   <v:path arrowok="t" o:connecttype="custom" o:connectlocs="0,0;68968,0;68968,91;0,91;0,0" o:connectangles="0,0,0,0,0" textboxrect="0,0,6896862,9144"/>
@@ -4540,7 +4623,7 @@
           </mc:Choice>
           <mc:Fallback>
             <w:pict>
-              <v:group w14:anchorId="5E143E05" id="Group 22" o:spid="_x0000_s1026" style="width:586.75pt;height:.55pt;mso-position-horizontal-relative:char;mso-position-vertical-relative:line" coordsize="68968,60" o:gfxdata="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">
+              <v:group w14:anchorId="47870D64" id="Group 22" o:spid="_x0000_s1026" style="width:586.75pt;height:.55pt;mso-position-horizontal-relative:char;mso-position-vertical-relative:line" coordsize="68968,60" o:gfxdata="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">
                 <v:shape id="Shape 3222" o:spid="_x0000_s1027" style="position:absolute;width:68968;height:91;visibility:visible;mso-wrap-style:square;v-text-anchor:top" coordsize="6896862,9144" o:gfxdata="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" path="m,l6896862,r,9144l,9144,,e" fillcolor="black" stroked="f" strokeweight="0">
                   <v:stroke miterlimit="83231f" joinstyle="miter"/>
                   <v:path arrowok="t" o:connecttype="custom" o:connectlocs="0,0;68968,0;68968,91;0,91;0,0" o:connectangles="0,0,0,0,0" textboxrect="0,0,6896862,9144"/>

--- a/One-page-resume/Final_sangam_latest_Resume_04.docx
+++ b/One-page-resume/Final_sangam_latest_Resume_04.docx
@@ -567,12 +567,18 @@
       <w:pPr>
         <w:pStyle w:val="Heading1"/>
         <w:ind w:left="-5"/>
-        <w:jc w:val="center"/>
         <w:rPr>
           <w:color w:val="1F3864" w:themeColor="accent1" w:themeShade="80"/>
           <w:lang w:val="de-DE"/>
         </w:rPr>
       </w:pPr>
+      <w:r>
+        <w:rPr>
+          <w:color w:val="1F3864" w:themeColor="accent1" w:themeShade="80"/>
+          <w:lang w:val="de-DE"/>
+        </w:rPr>
+        <w:t xml:space="preserve">                                                                  </w:t>
+      </w:r>
       <w:r>
         <w:rPr>
           <w:color w:val="1F3864" w:themeColor="accent1" w:themeShade="80"/>
@@ -726,7 +732,7 @@
           </mc:Choice>
           <mc:Fallback>
             <w:pict>
-              <v:group w14:anchorId="52BFB52D" id="Group 34" o:spid="_x0000_s1026" style="width:586.75pt;height:.55pt;mso-position-horizontal-relative:char;mso-position-vertical-relative:line" coordsize="68968,60" o:gfxdata="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">
+              <v:group w14:anchorId="1242EECB" id="Group 34" o:spid="_x0000_s1026" style="width:586.75pt;height:.55pt;mso-position-horizontal-relative:char;mso-position-vertical-relative:line" coordsize="68968,60" o:gfxdata="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">
                 <v:shape id="Shape 3222" o:spid="_x0000_s1027" style="position:absolute;width:68968;height:91;visibility:visible;mso-wrap-style:square;v-text-anchor:top" coordsize="6896862,9144" o:gfxdata="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" path="m,l6896862,r,9144l,9144,,e" fillcolor="black" stroked="f" strokeweight="0">
                   <v:stroke miterlimit="83231f" joinstyle="miter"/>
                   <v:path arrowok="t" o:connecttype="custom" o:connectlocs="0,0;68968,0;68968,91;0,91;0,0" o:connectangles="0,0,0,0,0" textboxrect="0,0,6896862,9144"/>
@@ -1151,7 +1157,7 @@
           </mc:Choice>
           <mc:Fallback>
             <w:pict>
-              <v:group w14:anchorId="794CC79D" id="Group 38" o:spid="_x0000_s1026" style="width:586.75pt;height:.55pt;mso-position-horizontal-relative:char;mso-position-vertical-relative:line" coordsize="68968,60" o:gfxdata="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">
+              <v:group w14:anchorId="68D17648" id="Group 38" o:spid="_x0000_s1026" style="width:586.75pt;height:.55pt;mso-position-horizontal-relative:char;mso-position-vertical-relative:line" coordsize="68968,60" o:gfxdata="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">
                 <v:shape id="Shape 3222" o:spid="_x0000_s1027" style="position:absolute;width:68968;height:91;visibility:visible;mso-wrap-style:square;v-text-anchor:top" coordsize="6896862,9144" o:gfxdata="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" path="m,l6896862,r,9144l,9144,,e" fillcolor="black" stroked="f" strokeweight="0">
                   <v:stroke miterlimit="83231f" joinstyle="miter"/>
                   <v:path arrowok="t" o:connecttype="custom" o:connectlocs="0,0;68968,0;68968,91;0,91;0,0" o:connectangles="0,0,0,0,0" textboxrect="0,0,6896862,9144"/>
@@ -1923,7 +1929,7 @@
           </mc:Choice>
           <mc:Fallback>
             <w:pict>
-              <v:group w14:anchorId="70E40941" id="Group 32" o:spid="_x0000_s1026" style="width:586.75pt;height:.55pt;mso-position-horizontal-relative:char;mso-position-vertical-relative:line" coordsize="68968,60" o:gfxdata="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">
+              <v:group w14:anchorId="25169FDD" id="Group 32" o:spid="_x0000_s1026" style="width:586.75pt;height:.55pt;mso-position-horizontal-relative:char;mso-position-vertical-relative:line" coordsize="68968,60" o:gfxdata="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">
                 <v:shape id="Shape 3222" o:spid="_x0000_s1027" style="position:absolute;width:68968;height:91;visibility:visible;mso-wrap-style:square;v-text-anchor:top" coordsize="6896862,9144" o:gfxdata="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" path="m,l6896862,r,9144l,9144,,e" fillcolor="black" stroked="f" strokeweight="0">
                   <v:stroke miterlimit="83231f" joinstyle="miter"/>
                   <v:path arrowok="t" o:connecttype="custom" o:connectlocs="0,0;68968,0;68968,91;0,91;0,0" o:connectangles="0,0,0,0,0" textboxrect="0,0,6896862,9144"/>
@@ -2887,7 +2893,7 @@
           </mc:Choice>
           <mc:Fallback>
             <w:pict>
-              <v:group w14:anchorId="14BFA048" id="Group 30" o:spid="_x0000_s1026" style="width:586.75pt;height:.55pt;mso-position-horizontal-relative:char;mso-position-vertical-relative:line" coordsize="68968,60" o:gfxdata="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">
+              <v:group w14:anchorId="49799D78" id="Group 30" o:spid="_x0000_s1026" style="width:586.75pt;height:.55pt;mso-position-horizontal-relative:char;mso-position-vertical-relative:line" coordsize="68968,60" o:gfxdata="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">
                 <v:shape id="Shape 3222" o:spid="_x0000_s1027" style="position:absolute;width:68968;height:91;visibility:visible;mso-wrap-style:square;v-text-anchor:top" coordsize="6896862,9144" o:gfxdata="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" path="m,l6896862,r,9144l,9144,,e" fillcolor="black" stroked="f" strokeweight="0">
                   <v:stroke miterlimit="83231f" joinstyle="miter"/>
                   <v:path arrowok="t" o:connecttype="custom" o:connectlocs="0,0;68968,0;68968,91;0,91;0,0" o:connectangles="0,0,0,0,0" textboxrect="0,0,6896862,9144"/>
@@ -3724,13 +3730,6 @@
           <w:lang w:val="fr-FR"/>
         </w:rPr>
         <w:t>/</w:t>
-      </w:r>
-      <w:r>
-        <w:rPr>
-          <w:color w:val="1F3864" w:themeColor="accent1" w:themeShade="80"/>
-          <w:lang w:val="fr-FR"/>
-        </w:rPr>
-        <w:t>COURSES</w:t>
       </w:r>
       <w:r>
         <w:rPr>
@@ -3866,7 +3865,7 @@
           </mc:Choice>
           <mc:Fallback>
             <w:pict>
-              <v:group w14:anchorId="0155E523" id="Group 24" o:spid="_x0000_s1026" style="width:586.75pt;height:.55pt;mso-position-horizontal-relative:char;mso-position-vertical-relative:line" coordsize="68968,60" o:gfxdata="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">
+              <v:group w14:anchorId="4F1CC2DF" id="Group 24" o:spid="_x0000_s1026" style="width:586.75pt;height:.55pt;mso-position-horizontal-relative:char;mso-position-vertical-relative:line" coordsize="68968,60" o:gfxdata="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">
                 <v:shape id="Shape 3222" o:spid="_x0000_s1027" style="position:absolute;width:68968;height:91;visibility:visible;mso-wrap-style:square;v-text-anchor:top" coordsize="6896862,9144" o:gfxdata="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" path="m,l6896862,r,9144l,9144,,e" fillcolor="black" stroked="f" strokeweight="0">
                   <v:stroke miterlimit="83231f" joinstyle="miter"/>
                   <v:path arrowok="t" o:connecttype="custom" o:connectlocs="0,0;68968,0;68968,91;0,91;0,0" o:connectangles="0,0,0,0,0" textboxrect="0,0,6896862,9144"/>
@@ -3916,6 +3915,10 @@
         <w:t xml:space="preserve"> </w:t>
       </w:r>
       <w:r>
+        <w:rPr>
+          <w:b/>
+          <w:bCs/>
+        </w:rPr>
         <w:t>Professional</w:t>
       </w:r>
       <w:r>
@@ -3951,7 +3954,14 @@
         <w:t>eveloper</w:t>
       </w:r>
       <w:r>
-        <w:t xml:space="preserve"> Associate</w:t>
+        <w:t xml:space="preserve"> </w:t>
+      </w:r>
+      <w:r>
+        <w:rPr>
+          <w:b/>
+          <w:bCs/>
+        </w:rPr>
+        <w:t>Associate</w:t>
       </w:r>
       <w:r>
         <w:t xml:space="preserve"> </w:t>
@@ -4245,7 +4255,7 @@
           </mc:Choice>
           <mc:Fallback>
             <w:pict>
-              <v:group w14:anchorId="1135B08E" id="Group 830545170" o:spid="_x0000_s1026" style="width:586.75pt;height:.55pt;mso-position-horizontal-relative:char;mso-position-vertical-relative:line" coordsize="68968,60" o:gfxdata="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">
+              <v:group w14:anchorId="2CC34ECF" id="Group 830545170" o:spid="_x0000_s1026" style="width:586.75pt;height:.55pt;mso-position-horizontal-relative:char;mso-position-vertical-relative:line" coordsize="68968,60" o:gfxdata="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">
                 <v:shape id="Shape 3222" o:spid="_x0000_s1027" style="position:absolute;width:68968;height:91;visibility:visible;mso-wrap-style:square;v-text-anchor:top" coordsize="6896862,9144" o:gfxdata="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" path="m,l6896862,r,9144l,9144,,e" fillcolor="black" stroked="f" strokeweight="0">
                   <v:stroke miterlimit="83231f" joinstyle="miter"/>
                   <v:path arrowok="t" o:connecttype="custom" o:connectlocs="0,0;68968,0;68968,91;0,91;0,0" o:connectangles="0,0,0,0,0" textboxrect="0,0,6896862,9144"/>
@@ -4623,7 +4633,7 @@
           </mc:Choice>
           <mc:Fallback>
             <w:pict>
-              <v:group w14:anchorId="47870D64" id="Group 22" o:spid="_x0000_s1026" style="width:586.75pt;height:.55pt;mso-position-horizontal-relative:char;mso-position-vertical-relative:line" coordsize="68968,60" o:gfxdata="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">
+              <v:group w14:anchorId="7CEFC78B" id="Group 22" o:spid="_x0000_s1026" style="width:586.75pt;height:.55pt;mso-position-horizontal-relative:char;mso-position-vertical-relative:line" coordsize="68968,60" o:gfxdata="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">
                 <v:shape id="Shape 3222" o:spid="_x0000_s1027" style="position:absolute;width:68968;height:91;visibility:visible;mso-wrap-style:square;v-text-anchor:top" coordsize="6896862,9144" o:gfxdata="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" path="m,l6896862,r,9144l,9144,,e" fillcolor="black" stroked="f" strokeweight="0">
                   <v:stroke miterlimit="83231f" joinstyle="miter"/>
                   <v:path arrowok="t" o:connecttype="custom" o:connectlocs="0,0;68968,0;68968,91;0,91;0,0" o:connectangles="0,0,0,0,0" textboxrect="0,0,6896862,9144"/>
